--- a/Отчетность_этап_2/Бизнес-план.docx
+++ b/Отчетность_этап_2/Бизнес-план.docx
@@ -2132,7 +2132,7 @@
           </w:tcPr>
           <w:p>
             <w:pPr>
-              <w:keepNext w:val="0"/>
+              <w:keepNext/>
               <w:pageBreakBefore w:val="0"/>
               <w:widowControl/>
               <w:spacing w:lineRule="auto" w:line="240" w:before="0" w:after="0"/>
@@ -2159,7 +2159,7 @@
           </w:tcPr>
           <w:p>
             <w:pPr>
-              <w:keepNext w:val="0"/>
+              <w:keepNext/>
               <w:pageBreakBefore w:val="0"/>
               <w:widowControl/>
               <w:spacing w:lineRule="auto" w:line="240" w:before="0" w:after="0"/>
@@ -2186,7 +2186,7 @@
           </w:tcPr>
           <w:p>
             <w:pPr>
-              <w:keepNext w:val="0"/>
+              <w:keepNext/>
               <w:pageBreakBefore w:val="0"/>
               <w:widowControl/>
               <w:spacing w:lineRule="auto" w:line="240" w:before="0" w:after="0"/>
@@ -2217,7 +2217,7 @@
           </w:tcPr>
           <w:p>
             <w:pPr>
-              <w:keepNext w:val="0"/>
+              <w:keepNext/>
               <w:pageBreakBefore w:val="0"/>
               <w:widowControl/>
               <w:spacing w:lineRule="auto" w:line="240" w:before="0" w:after="0"/>
@@ -2243,7 +2243,7 @@
           </w:tcPr>
           <w:p>
             <w:pPr>
-              <w:keepNext w:val="0"/>
+              <w:keepNext/>
               <w:pageBreakBefore w:val="0"/>
               <w:widowControl/>
               <w:spacing w:lineRule="auto" w:line="240" w:before="0" w:after="0"/>
@@ -2269,7 +2269,7 @@
           </w:tcPr>
           <w:p>
             <w:pPr>
-              <w:keepNext w:val="0"/>
+              <w:keepNext/>
               <w:pageBreakBefore w:val="0"/>
               <w:widowControl/>
               <w:spacing w:lineRule="auto" w:line="240" w:before="0" w:after="0"/>
@@ -2300,7 +2300,7 @@
           </w:tcPr>
           <w:p>
             <w:pPr>
-              <w:keepNext w:val="0"/>
+              <w:keepNext/>
               <w:pageBreakBefore w:val="0"/>
               <w:widowControl/>
               <w:spacing w:lineRule="auto" w:line="240" w:before="0" w:after="0"/>
@@ -2326,7 +2326,7 @@
           </w:tcPr>
           <w:p>
             <w:pPr>
-              <w:keepNext w:val="0"/>
+              <w:keepNext/>
               <w:pageBreakBefore w:val="0"/>
               <w:widowControl/>
               <w:spacing w:lineRule="auto" w:line="240" w:before="0" w:after="0"/>
@@ -2352,7 +2352,7 @@
           </w:tcPr>
           <w:p>
             <w:pPr>
-              <w:keepNext w:val="0"/>
+              <w:keepNext/>
               <w:pageBreakBefore w:val="0"/>
               <w:widowControl/>
               <w:spacing w:lineRule="auto" w:line="240" w:before="0" w:after="0"/>
@@ -2383,7 +2383,7 @@
           </w:tcPr>
           <w:p>
             <w:pPr>
-              <w:keepNext w:val="0"/>
+              <w:keepNext/>
               <w:pageBreakBefore w:val="0"/>
               <w:widowControl/>
               <w:spacing w:lineRule="auto" w:line="240" w:before="0" w:after="0"/>
@@ -2409,7 +2409,7 @@
           </w:tcPr>
           <w:p>
             <w:pPr>
-              <w:keepNext w:val="0"/>
+              <w:keepNext/>
               <w:pageBreakBefore w:val="0"/>
               <w:widowControl/>
               <w:spacing w:lineRule="auto" w:line="240" w:before="0" w:after="0"/>
@@ -2435,7 +2435,7 @@
           </w:tcPr>
           <w:p>
             <w:pPr>
-              <w:keepNext w:val="0"/>
+              <w:keepNext/>
               <w:pageBreakBefore w:val="0"/>
               <w:widowControl/>
               <w:spacing w:lineRule="auto" w:line="240" w:before="0" w:after="0"/>
@@ -2466,7 +2466,7 @@
           </w:tcPr>
           <w:p>
             <w:pPr>
-              <w:keepNext w:val="0"/>
+              <w:keepNext/>
               <w:pageBreakBefore w:val="0"/>
               <w:widowControl/>
               <w:spacing w:lineRule="auto" w:line="240" w:before="0" w:after="0"/>
@@ -2492,7 +2492,7 @@
           </w:tcPr>
           <w:p>
             <w:pPr>
-              <w:keepNext w:val="0"/>
+              <w:keepNext/>
               <w:pageBreakBefore w:val="0"/>
               <w:widowControl/>
               <w:spacing w:lineRule="auto" w:line="240" w:before="0" w:after="0"/>
@@ -2518,7 +2518,7 @@
           </w:tcPr>
           <w:p>
             <w:pPr>
-              <w:keepNext w:val="0"/>
+              <w:keepNext/>
               <w:pageBreakBefore w:val="0"/>
               <w:widowControl/>
               <w:spacing w:lineRule="auto" w:line="240" w:before="0" w:after="0"/>
@@ -2549,7 +2549,7 @@
           </w:tcPr>
           <w:p>
             <w:pPr>
-              <w:keepNext w:val="0"/>
+              <w:keepNext/>
               <w:pageBreakBefore w:val="0"/>
               <w:widowControl/>
               <w:spacing w:lineRule="auto" w:line="240" w:before="0" w:after="0"/>
@@ -2575,7 +2575,7 @@
           </w:tcPr>
           <w:p>
             <w:pPr>
-              <w:keepNext w:val="0"/>
+              <w:keepNext/>
               <w:pageBreakBefore w:val="0"/>
               <w:widowControl/>
               <w:spacing w:lineRule="auto" w:line="240" w:before="0" w:after="0"/>
@@ -2601,7 +2601,7 @@
           </w:tcPr>
           <w:p>
             <w:pPr>
-              <w:keepNext w:val="0"/>
+              <w:keepNext/>
               <w:pageBreakBefore w:val="0"/>
               <w:widowControl/>
               <w:spacing w:lineRule="auto" w:line="240" w:before="0" w:after="0"/>
@@ -2839,7 +2839,7 @@
           </w:tcPr>
           <w:p>
             <w:pPr>
-              <w:keepNext w:val="0"/>
+              <w:keepNext/>
               <w:pageBreakBefore w:val="0"/>
               <w:widowControl/>
               <w:spacing w:lineRule="auto" w:line="240" w:before="0" w:after="0"/>
@@ -2866,7 +2866,7 @@
           </w:tcPr>
           <w:p>
             <w:pPr>
-              <w:keepNext w:val="0"/>
+              <w:keepNext/>
               <w:pageBreakBefore w:val="0"/>
               <w:widowControl/>
               <w:spacing w:lineRule="auto" w:line="240" w:before="0" w:after="0"/>
@@ -2893,7 +2893,7 @@
           </w:tcPr>
           <w:p>
             <w:pPr>
-              <w:keepNext w:val="0"/>
+              <w:keepNext/>
               <w:pageBreakBefore w:val="0"/>
               <w:widowControl/>
               <w:spacing w:lineRule="auto" w:line="240" w:before="0" w:after="0"/>
@@ -2924,7 +2924,7 @@
           </w:tcPr>
           <w:p>
             <w:pPr>
-              <w:keepNext w:val="0"/>
+              <w:keepNext/>
               <w:pageBreakBefore w:val="0"/>
               <w:widowControl/>
               <w:spacing w:lineRule="auto" w:line="240" w:before="0" w:after="0"/>
@@ -2950,7 +2950,7 @@
           </w:tcPr>
           <w:p>
             <w:pPr>
-              <w:keepNext w:val="0"/>
+              <w:keepNext/>
               <w:pageBreakBefore w:val="0"/>
               <w:widowControl/>
               <w:spacing w:lineRule="auto" w:line="240" w:before="0" w:after="0"/>
@@ -2976,7 +2976,7 @@
           </w:tcPr>
           <w:p>
             <w:pPr>
-              <w:keepNext w:val="0"/>
+              <w:keepNext/>
               <w:pageBreakBefore w:val="0"/>
               <w:widowControl/>
               <w:spacing w:lineRule="auto" w:line="240" w:before="0" w:after="0"/>
@@ -3007,7 +3007,7 @@
           </w:tcPr>
           <w:p>
             <w:pPr>
-              <w:keepNext w:val="0"/>
+              <w:keepNext/>
               <w:pageBreakBefore w:val="0"/>
               <w:widowControl/>
               <w:spacing w:lineRule="auto" w:line="240" w:before="0" w:after="0"/>
@@ -3033,7 +3033,7 @@
           </w:tcPr>
           <w:p>
             <w:pPr>
-              <w:keepNext w:val="0"/>
+              <w:keepNext/>
               <w:pageBreakBefore w:val="0"/>
               <w:widowControl/>
               <w:spacing w:lineRule="auto" w:line="240" w:before="0" w:after="0"/>
@@ -3059,7 +3059,7 @@
           </w:tcPr>
           <w:p>
             <w:pPr>
-              <w:keepNext w:val="0"/>
+              <w:keepNext/>
               <w:pageBreakBefore w:val="0"/>
               <w:widowControl/>
               <w:spacing w:lineRule="auto" w:line="240" w:before="0" w:after="0"/>
@@ -3090,7 +3090,7 @@
           </w:tcPr>
           <w:p>
             <w:pPr>
-              <w:keepNext w:val="0"/>
+              <w:keepNext/>
               <w:pageBreakBefore w:val="0"/>
               <w:widowControl/>
               <w:spacing w:lineRule="auto" w:line="240" w:before="0" w:after="0"/>
@@ -3116,7 +3116,7 @@
           </w:tcPr>
           <w:p>
             <w:pPr>
-              <w:keepNext w:val="0"/>
+              <w:keepNext/>
               <w:pageBreakBefore w:val="0"/>
               <w:widowControl/>
               <w:spacing w:lineRule="auto" w:line="240" w:before="0" w:after="0"/>
@@ -3142,7 +3142,7 @@
           </w:tcPr>
           <w:p>
             <w:pPr>
-              <w:keepNext w:val="0"/>
+              <w:keepNext/>
               <w:pageBreakBefore w:val="0"/>
               <w:widowControl/>
               <w:spacing w:lineRule="auto" w:line="240" w:before="0" w:after="0"/>
@@ -3173,7 +3173,7 @@
           </w:tcPr>
           <w:p>
             <w:pPr>
-              <w:keepNext w:val="0"/>
+              <w:keepNext/>
               <w:pageBreakBefore w:val="0"/>
               <w:widowControl/>
               <w:spacing w:lineRule="auto" w:line="240" w:before="0" w:after="0"/>
@@ -3199,7 +3199,7 @@
           </w:tcPr>
           <w:p>
             <w:pPr>
-              <w:keepNext w:val="0"/>
+              <w:keepNext/>
               <w:pageBreakBefore w:val="0"/>
               <w:widowControl/>
               <w:spacing w:lineRule="auto" w:line="240" w:before="0" w:after="0"/>
@@ -3225,7 +3225,7 @@
           </w:tcPr>
           <w:p>
             <w:pPr>
-              <w:keepNext w:val="0"/>
+              <w:keepNext/>
               <w:pageBreakBefore w:val="0"/>
               <w:widowControl/>
               <w:spacing w:lineRule="auto" w:line="240" w:before="0" w:after="0"/>
@@ -3256,7 +3256,7 @@
           </w:tcPr>
           <w:p>
             <w:pPr>
-              <w:keepNext w:val="0"/>
+              <w:keepNext/>
               <w:pageBreakBefore w:val="0"/>
               <w:widowControl/>
               <w:spacing w:lineRule="auto" w:line="240" w:before="0" w:after="0"/>
@@ -3282,7 +3282,7 @@
           </w:tcPr>
           <w:p>
             <w:pPr>
-              <w:keepNext w:val="0"/>
+              <w:keepNext/>
               <w:pageBreakBefore w:val="0"/>
               <w:widowControl/>
               <w:spacing w:lineRule="auto" w:line="240" w:before="0" w:after="0"/>
@@ -3308,7 +3308,7 @@
           </w:tcPr>
           <w:p>
             <w:pPr>
-              <w:keepNext w:val="0"/>
+              <w:keepNext/>
               <w:pageBreakBefore w:val="0"/>
               <w:widowControl/>
               <w:spacing w:lineRule="auto" w:line="240" w:before="0" w:after="0"/>
@@ -3339,7 +3339,7 @@
           </w:tcPr>
           <w:p>
             <w:pPr>
-              <w:keepNext w:val="0"/>
+              <w:keepNext/>
               <w:pageBreakBefore w:val="0"/>
               <w:widowControl/>
               <w:spacing w:lineRule="auto" w:line="240" w:before="0" w:after="0"/>
@@ -3365,7 +3365,7 @@
           </w:tcPr>
           <w:p>
             <w:pPr>
-              <w:keepNext w:val="0"/>
+              <w:keepNext/>
               <w:pageBreakBefore w:val="0"/>
               <w:widowControl/>
               <w:spacing w:lineRule="auto" w:line="240" w:before="0" w:after="0"/>
@@ -3391,7 +3391,7 @@
           </w:tcPr>
           <w:p>
             <w:pPr>
-              <w:keepNext w:val="0"/>
+              <w:keepNext/>
               <w:pageBreakBefore w:val="0"/>
               <w:widowControl/>
               <w:spacing w:lineRule="auto" w:line="240" w:before="0" w:after="0"/>
@@ -3592,7 +3592,7 @@
           </w:tcPr>
           <w:p>
             <w:pPr>
-              <w:keepNext w:val="0"/>
+              <w:keepNext/>
               <w:pageBreakBefore w:val="0"/>
               <w:widowControl/>
               <w:spacing w:lineRule="auto" w:line="240" w:before="0" w:after="0"/>
@@ -3619,7 +3619,7 @@
           </w:tcPr>
           <w:p>
             <w:pPr>
-              <w:keepNext w:val="0"/>
+              <w:keepNext/>
               <w:pageBreakBefore w:val="0"/>
               <w:widowControl/>
               <w:spacing w:lineRule="auto" w:line="240" w:before="0" w:after="0"/>
@@ -3646,7 +3646,7 @@
           </w:tcPr>
           <w:p>
             <w:pPr>
-              <w:keepNext w:val="0"/>
+              <w:keepNext/>
               <w:pageBreakBefore w:val="0"/>
               <w:widowControl/>
               <w:spacing w:lineRule="auto" w:line="240" w:before="0" w:after="0"/>
@@ -3677,7 +3677,7 @@
           </w:tcPr>
           <w:p>
             <w:pPr>
-              <w:keepNext w:val="0"/>
+              <w:keepNext/>
               <w:pageBreakBefore w:val="0"/>
               <w:widowControl/>
               <w:spacing w:lineRule="auto" w:line="240" w:before="0" w:after="0"/>
@@ -3703,7 +3703,7 @@
           </w:tcPr>
           <w:p>
             <w:pPr>
-              <w:keepNext w:val="0"/>
+              <w:keepNext/>
               <w:pageBreakBefore w:val="0"/>
               <w:widowControl/>
               <w:spacing w:lineRule="auto" w:line="240" w:before="0" w:after="0"/>
@@ -3729,7 +3729,7 @@
           </w:tcPr>
           <w:p>
             <w:pPr>
-              <w:keepNext w:val="0"/>
+              <w:keepNext/>
               <w:pageBreakBefore w:val="0"/>
               <w:widowControl/>
               <w:spacing w:lineRule="auto" w:line="240" w:before="0" w:after="0"/>
@@ -3760,7 +3760,7 @@
           </w:tcPr>
           <w:p>
             <w:pPr>
-              <w:keepNext w:val="0"/>
+              <w:keepNext/>
               <w:pageBreakBefore w:val="0"/>
               <w:widowControl/>
               <w:spacing w:lineRule="auto" w:line="240" w:before="0" w:after="0"/>
@@ -3786,7 +3786,7 @@
           </w:tcPr>
           <w:p>
             <w:pPr>
-              <w:keepNext w:val="0"/>
+              <w:keepNext/>
               <w:pageBreakBefore w:val="0"/>
               <w:widowControl/>
               <w:spacing w:lineRule="auto" w:line="240" w:before="0" w:after="0"/>
@@ -3812,7 +3812,7 @@
           </w:tcPr>
           <w:p>
             <w:pPr>
-              <w:keepNext w:val="0"/>
+              <w:keepNext/>
               <w:pageBreakBefore w:val="0"/>
               <w:widowControl/>
               <w:spacing w:lineRule="auto" w:line="240" w:before="0" w:after="0"/>
@@ -3843,7 +3843,7 @@
           </w:tcPr>
           <w:p>
             <w:pPr>
-              <w:keepNext w:val="0"/>
+              <w:keepNext/>
               <w:pageBreakBefore w:val="0"/>
               <w:widowControl/>
               <w:spacing w:lineRule="auto" w:line="240" w:before="0" w:after="0"/>
@@ -3869,7 +3869,7 @@
           </w:tcPr>
           <w:p>
             <w:pPr>
-              <w:keepNext w:val="0"/>
+              <w:keepNext/>
               <w:pageBreakBefore w:val="0"/>
               <w:widowControl/>
               <w:spacing w:lineRule="auto" w:line="240" w:before="0" w:after="0"/>
@@ -3895,7 +3895,7 @@
           </w:tcPr>
           <w:p>
             <w:pPr>
-              <w:keepNext w:val="0"/>
+              <w:keepNext/>
               <w:pageBreakBefore w:val="0"/>
               <w:widowControl/>
               <w:spacing w:lineRule="auto" w:line="240" w:before="0" w:after="0"/>
@@ -4097,7 +4097,7 @@
           </w:tcPr>
           <w:p>
             <w:pPr>
-              <w:keepNext w:val="0"/>
+              <w:keepNext/>
               <w:pageBreakBefore w:val="0"/>
               <w:widowControl/>
               <w:spacing w:lineRule="auto" w:line="240" w:before="0" w:after="0"/>
@@ -4124,7 +4124,7 @@
           </w:tcPr>
           <w:p>
             <w:pPr>
-              <w:keepNext w:val="0"/>
+              <w:keepNext/>
               <w:pageBreakBefore w:val="0"/>
               <w:widowControl/>
               <w:spacing w:lineRule="auto" w:line="240" w:before="0" w:after="0"/>
@@ -4151,7 +4151,7 @@
           </w:tcPr>
           <w:p>
             <w:pPr>
-              <w:keepNext w:val="0"/>
+              <w:keepNext/>
               <w:pageBreakBefore w:val="0"/>
               <w:widowControl/>
               <w:spacing w:lineRule="auto" w:line="240" w:before="0" w:after="0"/>
@@ -4178,7 +4178,7 @@
           </w:tcPr>
           <w:p>
             <w:pPr>
-              <w:keepNext w:val="0"/>
+              <w:keepNext/>
               <w:pageBreakBefore w:val="0"/>
               <w:widowControl/>
               <w:spacing w:lineRule="auto" w:line="240" w:before="0" w:after="0"/>
@@ -4209,7 +4209,7 @@
           </w:tcPr>
           <w:p>
             <w:pPr>
-              <w:keepNext w:val="0"/>
+              <w:keepNext/>
               <w:pageBreakBefore w:val="0"/>
               <w:widowControl/>
               <w:spacing w:lineRule="auto" w:line="240" w:before="0" w:after="0"/>
@@ -4235,7 +4235,7 @@
           </w:tcPr>
           <w:p>
             <w:pPr>
-              <w:keepNext w:val="0"/>
+              <w:keepNext/>
               <w:pageBreakBefore w:val="0"/>
               <w:widowControl/>
               <w:spacing w:lineRule="auto" w:line="240" w:before="0" w:after="0"/>
@@ -4261,7 +4261,7 @@
           </w:tcPr>
           <w:p>
             <w:pPr>
-              <w:keepNext w:val="0"/>
+              <w:keepNext/>
               <w:pageBreakBefore w:val="0"/>
               <w:widowControl/>
               <w:spacing w:lineRule="auto" w:line="240" w:before="0" w:after="0"/>
@@ -4287,7 +4287,7 @@
           </w:tcPr>
           <w:p>
             <w:pPr>
-              <w:keepNext w:val="0"/>
+              <w:keepNext/>
               <w:pageBreakBefore w:val="0"/>
               <w:widowControl/>
               <w:spacing w:lineRule="auto" w:line="240" w:before="0" w:after="0"/>
@@ -4318,7 +4318,7 @@
           </w:tcPr>
           <w:p>
             <w:pPr>
-              <w:keepNext w:val="0"/>
+              <w:keepNext/>
               <w:pageBreakBefore w:val="0"/>
               <w:widowControl/>
               <w:spacing w:lineRule="auto" w:line="240" w:before="0" w:after="0"/>
@@ -4344,7 +4344,7 @@
           </w:tcPr>
           <w:p>
             <w:pPr>
-              <w:keepNext w:val="0"/>
+              <w:keepNext/>
               <w:pageBreakBefore w:val="0"/>
               <w:widowControl/>
               <w:spacing w:lineRule="auto" w:line="240" w:before="0" w:after="0"/>
@@ -4370,7 +4370,7 @@
           </w:tcPr>
           <w:p>
             <w:pPr>
-              <w:keepNext w:val="0"/>
+              <w:keepNext/>
               <w:pageBreakBefore w:val="0"/>
               <w:widowControl/>
               <w:spacing w:lineRule="auto" w:line="240" w:before="0" w:after="0"/>
@@ -4396,7 +4396,7 @@
           </w:tcPr>
           <w:p>
             <w:pPr>
-              <w:keepNext w:val="0"/>
+              <w:keepNext/>
               <w:pageBreakBefore w:val="0"/>
               <w:widowControl/>
               <w:spacing w:lineRule="auto" w:line="240" w:before="0" w:after="0"/>
@@ -4427,7 +4427,7 @@
           </w:tcPr>
           <w:p>
             <w:pPr>
-              <w:keepNext w:val="0"/>
+              <w:keepNext/>
               <w:pageBreakBefore w:val="0"/>
               <w:widowControl/>
               <w:spacing w:lineRule="auto" w:line="240" w:before="0" w:after="0"/>
@@ -4453,7 +4453,7 @@
           </w:tcPr>
           <w:p>
             <w:pPr>
-              <w:keepNext w:val="0"/>
+              <w:keepNext/>
               <w:pageBreakBefore w:val="0"/>
               <w:widowControl/>
               <w:spacing w:lineRule="auto" w:line="240" w:before="0" w:after="0"/>
@@ -4479,7 +4479,7 @@
           </w:tcPr>
           <w:p>
             <w:pPr>
-              <w:keepNext w:val="0"/>
+              <w:keepNext/>
               <w:pageBreakBefore w:val="0"/>
               <w:widowControl/>
               <w:spacing w:lineRule="auto" w:line="240" w:before="0" w:after="0"/>
@@ -4505,7 +4505,7 @@
           </w:tcPr>
           <w:p>
             <w:pPr>
-              <w:keepNext w:val="0"/>
+              <w:keepNext/>
               <w:pageBreakBefore w:val="0"/>
               <w:widowControl/>
               <w:spacing w:lineRule="auto" w:line="240" w:before="0" w:after="0"/>
@@ -4733,7 +4733,7 @@
           </w:tcPr>
           <w:p>
             <w:pPr>
-              <w:keepNext w:val="0"/>
+              <w:keepNext/>
               <w:pageBreakBefore w:val="0"/>
               <w:widowControl/>
               <w:spacing w:lineRule="auto" w:line="240" w:before="0" w:after="0"/>
@@ -4760,7 +4760,7 @@
           </w:tcPr>
           <w:p>
             <w:pPr>
-              <w:keepNext w:val="0"/>
+              <w:keepNext/>
               <w:pageBreakBefore w:val="0"/>
               <w:widowControl/>
               <w:spacing w:lineRule="auto" w:line="240" w:before="0" w:after="0"/>
@@ -4787,7 +4787,7 @@
           </w:tcPr>
           <w:p>
             <w:pPr>
-              <w:keepNext w:val="0"/>
+              <w:keepNext/>
               <w:pageBreakBefore w:val="0"/>
               <w:widowControl/>
               <w:spacing w:lineRule="auto" w:line="240" w:before="0" w:after="0"/>
@@ -4814,7 +4814,7 @@
           </w:tcPr>
           <w:p>
             <w:pPr>
-              <w:keepNext w:val="0"/>
+              <w:keepNext/>
               <w:pageBreakBefore w:val="0"/>
               <w:widowControl/>
               <w:spacing w:lineRule="auto" w:line="240" w:before="0" w:after="0"/>
@@ -4845,7 +4845,7 @@
           </w:tcPr>
           <w:p>
             <w:pPr>
-              <w:keepNext w:val="0"/>
+              <w:keepNext/>
               <w:pageBreakBefore w:val="0"/>
               <w:widowControl/>
               <w:spacing w:lineRule="auto" w:line="240" w:before="0" w:after="0"/>
@@ -4871,7 +4871,7 @@
           </w:tcPr>
           <w:p>
             <w:pPr>
-              <w:keepNext w:val="0"/>
+              <w:keepNext/>
               <w:pageBreakBefore w:val="0"/>
               <w:widowControl/>
               <w:spacing w:lineRule="auto" w:line="240" w:before="0" w:after="0"/>
@@ -4897,7 +4897,7 @@
           </w:tcPr>
           <w:p>
             <w:pPr>
-              <w:keepNext w:val="0"/>
+              <w:keepNext/>
               <w:pageBreakBefore w:val="0"/>
               <w:widowControl/>
               <w:spacing w:lineRule="auto" w:line="240" w:before="0" w:after="0"/>
@@ -4923,7 +4923,7 @@
           </w:tcPr>
           <w:p>
             <w:pPr>
-              <w:keepNext w:val="0"/>
+              <w:keepNext/>
               <w:pageBreakBefore w:val="0"/>
               <w:widowControl/>
               <w:spacing w:lineRule="auto" w:line="240" w:before="0" w:after="0"/>
@@ -4954,7 +4954,7 @@
           </w:tcPr>
           <w:p>
             <w:pPr>
-              <w:keepNext w:val="0"/>
+              <w:keepNext/>
               <w:pageBreakBefore w:val="0"/>
               <w:widowControl/>
               <w:spacing w:lineRule="auto" w:line="240" w:before="0" w:after="0"/>
@@ -4980,7 +4980,7 @@
           </w:tcPr>
           <w:p>
             <w:pPr>
-              <w:keepNext w:val="0"/>
+              <w:keepNext/>
               <w:pageBreakBefore w:val="0"/>
               <w:widowControl/>
               <w:spacing w:lineRule="auto" w:line="240" w:before="0" w:after="0"/>
@@ -5006,7 +5006,7 @@
           </w:tcPr>
           <w:p>
             <w:pPr>
-              <w:keepNext w:val="0"/>
+              <w:keepNext/>
               <w:pageBreakBefore w:val="0"/>
               <w:widowControl/>
               <w:spacing w:lineRule="auto" w:line="240" w:before="0" w:after="0"/>
@@ -5032,7 +5032,7 @@
           </w:tcPr>
           <w:p>
             <w:pPr>
-              <w:keepNext w:val="0"/>
+              <w:keepNext/>
               <w:pageBreakBefore w:val="0"/>
               <w:widowControl/>
               <w:spacing w:lineRule="auto" w:line="240" w:before="0" w:after="0"/>
@@ -5063,7 +5063,7 @@
           </w:tcPr>
           <w:p>
             <w:pPr>
-              <w:keepNext w:val="0"/>
+              <w:keepNext/>
               <w:pageBreakBefore w:val="0"/>
               <w:widowControl/>
               <w:spacing w:lineRule="auto" w:line="240" w:before="0" w:after="0"/>
@@ -5089,7 +5089,7 @@
           </w:tcPr>
           <w:p>
             <w:pPr>
-              <w:keepNext w:val="0"/>
+              <w:keepNext/>
               <w:pageBreakBefore w:val="0"/>
               <w:widowControl/>
               <w:spacing w:lineRule="auto" w:line="240" w:before="0" w:after="0"/>
@@ -5115,7 +5115,7 @@
           </w:tcPr>
           <w:p>
             <w:pPr>
-              <w:keepNext w:val="0"/>
+              <w:keepNext/>
               <w:pageBreakBefore w:val="0"/>
               <w:widowControl/>
               <w:spacing w:lineRule="auto" w:line="240" w:before="0" w:after="0"/>
@@ -5141,7 +5141,7 @@
           </w:tcPr>
           <w:p>
             <w:pPr>
-              <w:keepNext w:val="0"/>
+              <w:keepNext/>
               <w:pageBreakBefore w:val="0"/>
               <w:widowControl/>
               <w:spacing w:lineRule="auto" w:line="240" w:before="0" w:after="0"/>
@@ -5367,7 +5367,7 @@
           </w:tcPr>
           <w:p>
             <w:pPr>
-              <w:keepNext w:val="0"/>
+              <w:keepNext/>
               <w:pageBreakBefore w:val="0"/>
               <w:widowControl/>
               <w:spacing w:lineRule="auto" w:line="240" w:before="0" w:after="0"/>
@@ -5394,7 +5394,7 @@
           </w:tcPr>
           <w:p>
             <w:pPr>
-              <w:keepNext w:val="0"/>
+              <w:keepNext/>
               <w:pageBreakBefore w:val="0"/>
               <w:widowControl/>
               <w:spacing w:lineRule="auto" w:line="240" w:before="0" w:after="0"/>
@@ -5425,7 +5425,7 @@
           </w:tcPr>
           <w:p>
             <w:pPr>
-              <w:keepNext w:val="0"/>
+              <w:keepNext/>
               <w:pageBreakBefore w:val="0"/>
               <w:widowControl/>
               <w:spacing w:lineRule="auto" w:line="240" w:before="0" w:after="0"/>
@@ -5451,7 +5451,7 @@
           </w:tcPr>
           <w:p>
             <w:pPr>
-              <w:keepNext w:val="0"/>
+              <w:keepNext/>
               <w:pageBreakBefore w:val="0"/>
               <w:widowControl/>
               <w:spacing w:lineRule="auto" w:line="240" w:before="0" w:after="0"/>
@@ -5482,7 +5482,7 @@
           </w:tcPr>
           <w:p>
             <w:pPr>
-              <w:keepNext w:val="0"/>
+              <w:keepNext/>
               <w:pageBreakBefore w:val="0"/>
               <w:widowControl/>
               <w:spacing w:lineRule="auto" w:line="240" w:before="0" w:after="0"/>
@@ -5508,7 +5508,7 @@
           </w:tcPr>
           <w:p>
             <w:pPr>
-              <w:keepNext w:val="0"/>
+              <w:keepNext/>
               <w:pageBreakBefore w:val="0"/>
               <w:widowControl/>
               <w:spacing w:lineRule="auto" w:line="240" w:before="0" w:after="0"/>
@@ -5800,7 +5800,7 @@
           </w:tcPr>
           <w:p>
             <w:pPr>
-              <w:keepNext w:val="0"/>
+              <w:keepNext/>
               <w:pageBreakBefore w:val="0"/>
               <w:widowControl/>
               <w:spacing w:lineRule="auto" w:line="240" w:before="0" w:after="0"/>
@@ -5827,7 +5827,7 @@
           </w:tcPr>
           <w:p>
             <w:pPr>
-              <w:keepNext w:val="0"/>
+              <w:keepNext/>
               <w:pageBreakBefore w:val="0"/>
               <w:widowControl/>
               <w:spacing w:lineRule="auto" w:line="240" w:before="0" w:after="0"/>
@@ -5854,7 +5854,7 @@
           </w:tcPr>
           <w:p>
             <w:pPr>
-              <w:keepNext w:val="0"/>
+              <w:keepNext/>
               <w:pageBreakBefore w:val="0"/>
               <w:widowControl/>
               <w:spacing w:lineRule="auto" w:line="240" w:before="0" w:after="0"/>
@@ -5881,7 +5881,7 @@
           </w:tcPr>
           <w:p>
             <w:pPr>
-              <w:keepNext w:val="0"/>
+              <w:keepNext/>
               <w:pageBreakBefore w:val="0"/>
               <w:widowControl/>
               <w:spacing w:lineRule="auto" w:line="240" w:before="0" w:after="0"/>
@@ -5912,7 +5912,7 @@
           </w:tcPr>
           <w:p>
             <w:pPr>
-              <w:keepNext w:val="0"/>
+              <w:keepNext/>
               <w:pageBreakBefore w:val="0"/>
               <w:widowControl/>
               <w:spacing w:lineRule="auto" w:line="240" w:before="0" w:after="0"/>
@@ -5938,7 +5938,7 @@
           </w:tcPr>
           <w:p>
             <w:pPr>
-              <w:keepNext w:val="0"/>
+              <w:keepNext/>
               <w:pageBreakBefore w:val="0"/>
               <w:widowControl/>
               <w:spacing w:lineRule="auto" w:line="240" w:before="0" w:after="0"/>
@@ -5964,7 +5964,7 @@
           </w:tcPr>
           <w:p>
             <w:pPr>
-              <w:keepNext w:val="0"/>
+              <w:keepNext/>
               <w:pageBreakBefore w:val="0"/>
               <w:widowControl/>
               <w:spacing w:lineRule="auto" w:line="240" w:before="0" w:after="0"/>
@@ -5990,7 +5990,7 @@
           </w:tcPr>
           <w:p>
             <w:pPr>
-              <w:keepNext w:val="0"/>
+              <w:keepNext/>
               <w:pageBreakBefore w:val="0"/>
               <w:widowControl/>
               <w:spacing w:lineRule="auto" w:line="240" w:before="0" w:after="0"/>
@@ -6021,7 +6021,7 @@
           </w:tcPr>
           <w:p>
             <w:pPr>
-              <w:keepNext w:val="0"/>
+              <w:keepNext/>
               <w:pageBreakBefore w:val="0"/>
               <w:widowControl/>
               <w:spacing w:lineRule="auto" w:line="240" w:before="0" w:after="0"/>
@@ -6047,7 +6047,7 @@
           </w:tcPr>
           <w:p>
             <w:pPr>
-              <w:keepNext w:val="0"/>
+              <w:keepNext/>
               <w:pageBreakBefore w:val="0"/>
               <w:widowControl/>
               <w:spacing w:lineRule="auto" w:line="240" w:before="0" w:after="0"/>
@@ -6073,7 +6073,7 @@
           </w:tcPr>
           <w:p>
             <w:pPr>
-              <w:keepNext w:val="0"/>
+              <w:keepNext/>
               <w:pageBreakBefore w:val="0"/>
               <w:widowControl/>
               <w:spacing w:lineRule="auto" w:line="240" w:before="0" w:after="0"/>
@@ -6099,7 +6099,7 @@
           </w:tcPr>
           <w:p>
             <w:pPr>
-              <w:keepNext w:val="0"/>
+              <w:keepNext/>
               <w:pageBreakBefore w:val="0"/>
               <w:widowControl/>
               <w:spacing w:lineRule="auto" w:line="240" w:before="0" w:after="0"/>
@@ -6130,7 +6130,7 @@
           </w:tcPr>
           <w:p>
             <w:pPr>
-              <w:keepNext w:val="0"/>
+              <w:keepNext/>
               <w:pageBreakBefore w:val="0"/>
               <w:widowControl/>
               <w:spacing w:lineRule="auto" w:line="240" w:before="0" w:after="0"/>
@@ -6156,7 +6156,7 @@
           </w:tcPr>
           <w:p>
             <w:pPr>
-              <w:keepNext w:val="0"/>
+              <w:keepNext/>
               <w:pageBreakBefore w:val="0"/>
               <w:widowControl/>
               <w:spacing w:lineRule="auto" w:line="240" w:before="0" w:after="0"/>
@@ -6182,7 +6182,7 @@
           </w:tcPr>
           <w:p>
             <w:pPr>
-              <w:keepNext w:val="0"/>
+              <w:keepNext/>
               <w:pageBreakBefore w:val="0"/>
               <w:widowControl/>
               <w:spacing w:lineRule="auto" w:line="240" w:before="0" w:after="0"/>
@@ -6208,7 +6208,7 @@
           </w:tcPr>
           <w:p>
             <w:pPr>
-              <w:keepNext w:val="0"/>
+              <w:keepNext/>
               <w:pageBreakBefore w:val="0"/>
               <w:widowControl/>
               <w:spacing w:lineRule="auto" w:line="240" w:before="0" w:after="0"/>
@@ -6239,7 +6239,7 @@
           </w:tcPr>
           <w:p>
             <w:pPr>
-              <w:keepNext w:val="0"/>
+              <w:keepNext/>
               <w:pageBreakBefore w:val="0"/>
               <w:widowControl/>
               <w:spacing w:lineRule="auto" w:line="240" w:before="0" w:after="0"/>
@@ -6265,7 +6265,7 @@
           </w:tcPr>
           <w:p>
             <w:pPr>
-              <w:keepNext w:val="0"/>
+              <w:keepNext/>
               <w:pageBreakBefore w:val="0"/>
               <w:widowControl/>
               <w:spacing w:lineRule="auto" w:line="240" w:before="0" w:after="0"/>
@@ -6291,7 +6291,7 @@
           </w:tcPr>
           <w:p>
             <w:pPr>
-              <w:keepNext w:val="0"/>
+              <w:keepNext/>
               <w:pageBreakBefore w:val="0"/>
               <w:widowControl/>
               <w:spacing w:lineRule="auto" w:line="240" w:before="0" w:after="0"/>
@@ -6317,7 +6317,7 @@
           </w:tcPr>
           <w:p>
             <w:pPr>
-              <w:keepNext w:val="0"/>
+              <w:keepNext/>
               <w:pageBreakBefore w:val="0"/>
               <w:widowControl/>
               <w:spacing w:lineRule="auto" w:line="240" w:before="0" w:after="0"/>
@@ -6348,7 +6348,7 @@
           </w:tcPr>
           <w:p>
             <w:pPr>
-              <w:keepNext w:val="0"/>
+              <w:keepNext/>
               <w:pageBreakBefore w:val="0"/>
               <w:widowControl/>
               <w:spacing w:lineRule="auto" w:line="240" w:before="0" w:after="0"/>
@@ -6374,7 +6374,7 @@
           </w:tcPr>
           <w:p>
             <w:pPr>
-              <w:keepNext w:val="0"/>
+              <w:keepNext/>
               <w:pageBreakBefore w:val="0"/>
               <w:widowControl/>
               <w:spacing w:lineRule="auto" w:line="240" w:before="0" w:after="0"/>
@@ -6400,7 +6400,7 @@
           </w:tcPr>
           <w:p>
             <w:pPr>
-              <w:keepNext w:val="0"/>
+              <w:keepNext/>
               <w:pageBreakBefore w:val="0"/>
               <w:widowControl/>
               <w:spacing w:lineRule="auto" w:line="240" w:before="0" w:after="0"/>
@@ -6426,7 +6426,7 @@
           </w:tcPr>
           <w:p>
             <w:pPr>
-              <w:keepNext w:val="0"/>
+              <w:keepNext/>
               <w:pageBreakBefore w:val="0"/>
               <w:widowControl/>
               <w:spacing w:lineRule="auto" w:line="240" w:before="0" w:after="0"/>
@@ -6457,7 +6457,7 @@
           </w:tcPr>
           <w:p>
             <w:pPr>
-              <w:keepNext w:val="0"/>
+              <w:keepNext/>
               <w:pageBreakBefore w:val="0"/>
               <w:widowControl/>
               <w:spacing w:lineRule="auto" w:line="240" w:before="0" w:after="0"/>
@@ -6483,7 +6483,7 @@
           </w:tcPr>
           <w:p>
             <w:pPr>
-              <w:keepNext w:val="0"/>
+              <w:keepNext/>
               <w:pageBreakBefore w:val="0"/>
               <w:widowControl/>
               <w:spacing w:lineRule="auto" w:line="240" w:before="0" w:after="0"/>
@@ -6509,7 +6509,7 @@
           </w:tcPr>
           <w:p>
             <w:pPr>
-              <w:keepNext w:val="0"/>
+              <w:keepNext/>
               <w:pageBreakBefore w:val="0"/>
               <w:widowControl/>
               <w:spacing w:lineRule="auto" w:line="240" w:before="0" w:after="0"/>
@@ -6535,7 +6535,7 @@
           </w:tcPr>
           <w:p>
             <w:pPr>
-              <w:keepNext w:val="0"/>
+              <w:keepNext/>
               <w:pageBreakBefore w:val="0"/>
               <w:widowControl/>
               <w:spacing w:lineRule="auto" w:line="240" w:before="0" w:after="0"/>
@@ -6763,7 +6763,7 @@
           </w:tcPr>
           <w:p>
             <w:pPr>
-              <w:keepNext w:val="0"/>
+              <w:keepNext/>
               <w:pageBreakBefore w:val="0"/>
               <w:widowControl/>
               <w:spacing w:lineRule="auto" w:line="240" w:before="0" w:after="0"/>
@@ -6790,7 +6790,7 @@
           </w:tcPr>
           <w:p>
             <w:pPr>
-              <w:keepNext w:val="0"/>
+              <w:keepNext/>
               <w:pageBreakBefore w:val="0"/>
               <w:widowControl/>
               <w:spacing w:lineRule="auto" w:line="240" w:before="0" w:after="0"/>
@@ -6817,7 +6817,7 @@
           </w:tcPr>
           <w:p>
             <w:pPr>
-              <w:keepNext w:val="0"/>
+              <w:keepNext/>
               <w:pageBreakBefore w:val="0"/>
               <w:widowControl/>
               <w:spacing w:lineRule="auto" w:line="240" w:before="0" w:after="0"/>
@@ -6844,7 +6844,7 @@
           </w:tcPr>
           <w:p>
             <w:pPr>
-              <w:keepNext w:val="0"/>
+              <w:keepNext/>
               <w:pageBreakBefore w:val="0"/>
               <w:widowControl/>
               <w:spacing w:lineRule="auto" w:line="240" w:before="0" w:after="0"/>
@@ -6875,7 +6875,7 @@
           </w:tcPr>
           <w:p>
             <w:pPr>
-              <w:keepNext w:val="0"/>
+              <w:keepNext/>
               <w:pageBreakBefore w:val="0"/>
               <w:widowControl/>
               <w:spacing w:lineRule="auto" w:line="240" w:before="0" w:after="0"/>
@@ -6901,7 +6901,7 @@
           </w:tcPr>
           <w:p>
             <w:pPr>
-              <w:keepNext w:val="0"/>
+              <w:keepNext/>
               <w:pageBreakBefore w:val="0"/>
               <w:widowControl/>
               <w:spacing w:lineRule="auto" w:line="240" w:before="0" w:after="0"/>
@@ -6927,7 +6927,7 @@
           </w:tcPr>
           <w:p>
             <w:pPr>
-              <w:keepNext w:val="0"/>
+              <w:keepNext/>
               <w:pageBreakBefore w:val="0"/>
               <w:widowControl/>
               <w:spacing w:lineRule="auto" w:line="240" w:before="0" w:after="0"/>
@@ -6953,7 +6953,7 @@
           </w:tcPr>
           <w:p>
             <w:pPr>
-              <w:keepNext w:val="0"/>
+              <w:keepNext/>
               <w:pageBreakBefore w:val="0"/>
               <w:widowControl/>
               <w:spacing w:lineRule="auto" w:line="240" w:before="0" w:after="0"/>
@@ -6984,7 +6984,7 @@
           </w:tcPr>
           <w:p>
             <w:pPr>
-              <w:keepNext w:val="0"/>
+              <w:keepNext/>
               <w:pageBreakBefore w:val="0"/>
               <w:widowControl/>
               <w:spacing w:lineRule="auto" w:line="240" w:before="0" w:after="0"/>
@@ -7010,7 +7010,7 @@
           </w:tcPr>
           <w:p>
             <w:pPr>
-              <w:keepNext w:val="0"/>
+              <w:keepNext/>
               <w:pageBreakBefore w:val="0"/>
               <w:widowControl/>
               <w:spacing w:lineRule="auto" w:line="240" w:before="0" w:after="0"/>
@@ -7036,7 +7036,7 @@
           </w:tcPr>
           <w:p>
             <w:pPr>
-              <w:keepNext w:val="0"/>
+              <w:keepNext/>
               <w:pageBreakBefore w:val="0"/>
               <w:widowControl/>
               <w:spacing w:lineRule="auto" w:line="240" w:before="0" w:after="0"/>
@@ -7062,7 +7062,7 @@
           </w:tcPr>
           <w:p>
             <w:pPr>
-              <w:keepNext w:val="0"/>
+              <w:keepNext/>
               <w:pageBreakBefore w:val="0"/>
               <w:widowControl/>
               <w:spacing w:lineRule="auto" w:line="240" w:before="0" w:after="0"/>
@@ -7093,7 +7093,7 @@
           </w:tcPr>
           <w:p>
             <w:pPr>
-              <w:keepNext w:val="0"/>
+              <w:keepNext/>
               <w:pageBreakBefore w:val="0"/>
               <w:widowControl/>
               <w:spacing w:lineRule="auto" w:line="240" w:before="0" w:after="0"/>
@@ -7119,7 +7119,7 @@
           </w:tcPr>
           <w:p>
             <w:pPr>
-              <w:keepNext w:val="0"/>
+              <w:keepNext/>
               <w:pageBreakBefore w:val="0"/>
               <w:widowControl/>
               <w:spacing w:lineRule="auto" w:line="240" w:before="0" w:after="0"/>
@@ -7145,7 +7145,7 @@
           </w:tcPr>
           <w:p>
             <w:pPr>
-              <w:keepNext w:val="0"/>
+              <w:keepNext/>
               <w:pageBreakBefore w:val="0"/>
               <w:widowControl/>
               <w:spacing w:lineRule="auto" w:line="240" w:before="0" w:after="0"/>
@@ -7171,7 +7171,7 @@
           </w:tcPr>
           <w:p>
             <w:pPr>
-              <w:keepNext w:val="0"/>
+              <w:keepNext/>
               <w:pageBreakBefore w:val="0"/>
               <w:widowControl/>
               <w:spacing w:lineRule="auto" w:line="240" w:before="0" w:after="0"/>
@@ -7398,7 +7398,7 @@
           </w:tcPr>
           <w:p>
             <w:pPr>
-              <w:keepNext w:val="0"/>
+              <w:keepNext/>
               <w:pageBreakBefore w:val="0"/>
               <w:widowControl/>
               <w:spacing w:lineRule="auto" w:line="240" w:before="0" w:after="0"/>
@@ -7425,7 +7425,7 @@
           </w:tcPr>
           <w:p>
             <w:pPr>
-              <w:keepNext w:val="0"/>
+              <w:keepNext/>
               <w:pageBreakBefore w:val="0"/>
               <w:widowControl/>
               <w:spacing w:lineRule="auto" w:line="240" w:before="0" w:after="0"/>
@@ -7452,7 +7452,7 @@
           </w:tcPr>
           <w:p>
             <w:pPr>
-              <w:keepNext w:val="0"/>
+              <w:keepNext/>
               <w:pageBreakBefore w:val="0"/>
               <w:widowControl/>
               <w:spacing w:lineRule="auto" w:line="240" w:before="0" w:after="0"/>
@@ -7483,7 +7483,7 @@
           </w:tcPr>
           <w:p>
             <w:pPr>
-              <w:keepNext w:val="0"/>
+              <w:keepNext/>
               <w:pageBreakBefore w:val="0"/>
               <w:widowControl/>
               <w:spacing w:lineRule="auto" w:line="240" w:before="0" w:after="0"/>
@@ -7509,7 +7509,7 @@
           </w:tcPr>
           <w:p>
             <w:pPr>
-              <w:keepNext w:val="0"/>
+              <w:keepNext/>
               <w:pageBreakBefore w:val="0"/>
               <w:widowControl/>
               <w:spacing w:lineRule="auto" w:line="240" w:before="0" w:after="0"/>
@@ -7535,7 +7535,7 @@
           </w:tcPr>
           <w:p>
             <w:pPr>
-              <w:keepNext w:val="0"/>
+              <w:keepNext/>
               <w:pageBreakBefore w:val="0"/>
               <w:widowControl/>
               <w:spacing w:lineRule="auto" w:line="240" w:before="0" w:after="0"/>
@@ -7566,7 +7566,7 @@
           </w:tcPr>
           <w:p>
             <w:pPr>
-              <w:keepNext w:val="0"/>
+              <w:keepNext/>
               <w:pageBreakBefore w:val="0"/>
               <w:widowControl/>
               <w:spacing w:lineRule="auto" w:line="240" w:before="0" w:after="0"/>
@@ -7592,7 +7592,7 @@
           </w:tcPr>
           <w:p>
             <w:pPr>
-              <w:keepNext w:val="0"/>
+              <w:keepNext/>
               <w:pageBreakBefore w:val="0"/>
               <w:widowControl/>
               <w:spacing w:lineRule="auto" w:line="240" w:before="0" w:after="0"/>
@@ -7618,7 +7618,7 @@
           </w:tcPr>
           <w:p>
             <w:pPr>
-              <w:keepNext w:val="0"/>
+              <w:keepNext/>
               <w:pageBreakBefore w:val="0"/>
               <w:widowControl/>
               <w:spacing w:lineRule="auto" w:line="240" w:before="0" w:after="0"/>
@@ -7649,7 +7649,7 @@
           </w:tcPr>
           <w:p>
             <w:pPr>
-              <w:keepNext w:val="0"/>
+              <w:keepNext/>
               <w:pageBreakBefore w:val="0"/>
               <w:widowControl/>
               <w:spacing w:lineRule="auto" w:line="240" w:before="0" w:after="0"/>
@@ -7675,7 +7675,7 @@
           </w:tcPr>
           <w:p>
             <w:pPr>
-              <w:keepNext w:val="0"/>
+              <w:keepNext/>
               <w:pageBreakBefore w:val="0"/>
               <w:widowControl/>
               <w:spacing w:lineRule="auto" w:line="240" w:before="0" w:after="0"/>
@@ -7701,7 +7701,7 @@
           </w:tcPr>
           <w:p>
             <w:pPr>
-              <w:keepNext w:val="0"/>
+              <w:keepNext/>
               <w:pageBreakBefore w:val="0"/>
               <w:widowControl/>
               <w:spacing w:lineRule="auto" w:line="240" w:before="0" w:after="0"/>
@@ -7922,7 +7922,7 @@
           </w:tcPr>
           <w:p>
             <w:pPr>
-              <w:keepNext w:val="0"/>
+              <w:keepNext/>
               <w:pageBreakBefore w:val="0"/>
               <w:widowControl/>
               <w:spacing w:lineRule="auto" w:line="240" w:before="0" w:after="0"/>
@@ -7949,7 +7949,7 @@
           </w:tcPr>
           <w:p>
             <w:pPr>
-              <w:keepNext w:val="0"/>
+              <w:keepNext/>
               <w:pageBreakBefore w:val="0"/>
               <w:widowControl/>
               <w:spacing w:lineRule="auto" w:line="240" w:before="0" w:after="0"/>
@@ -7976,7 +7976,7 @@
           </w:tcPr>
           <w:p>
             <w:pPr>
-              <w:keepNext w:val="0"/>
+              <w:keepNext/>
               <w:pageBreakBefore w:val="0"/>
               <w:widowControl/>
               <w:spacing w:lineRule="auto" w:line="240" w:before="0" w:after="0"/>
@@ -8003,7 +8003,7 @@
           </w:tcPr>
           <w:p>
             <w:pPr>
-              <w:keepNext w:val="0"/>
+              <w:keepNext/>
               <w:pageBreakBefore w:val="0"/>
               <w:widowControl/>
               <w:spacing w:lineRule="auto" w:line="240" w:before="0" w:after="0"/>
@@ -8030,7 +8030,7 @@
           </w:tcPr>
           <w:p>
             <w:pPr>
-              <w:keepNext w:val="0"/>
+              <w:keepNext/>
               <w:pageBreakBefore w:val="0"/>
               <w:widowControl/>
               <w:spacing w:lineRule="auto" w:line="240" w:before="0" w:after="0"/>
@@ -8061,7 +8061,7 @@
           </w:tcPr>
           <w:p>
             <w:pPr>
-              <w:keepNext w:val="0"/>
+              <w:keepNext/>
               <w:pageBreakBefore w:val="0"/>
               <w:widowControl/>
               <w:spacing w:lineRule="auto" w:line="240" w:before="0" w:after="0"/>
@@ -8087,7 +8087,7 @@
           </w:tcPr>
           <w:p>
             <w:pPr>
-              <w:keepNext w:val="0"/>
+              <w:keepNext/>
               <w:pageBreakBefore w:val="0"/>
               <w:widowControl/>
               <w:spacing w:lineRule="auto" w:line="240" w:before="0" w:after="0"/>
@@ -8113,7 +8113,7 @@
           </w:tcPr>
           <w:p>
             <w:pPr>
-              <w:keepNext w:val="0"/>
+              <w:keepNext/>
               <w:pageBreakBefore w:val="0"/>
               <w:widowControl/>
               <w:spacing w:lineRule="auto" w:line="240" w:before="0" w:after="0"/>
@@ -8139,7 +8139,7 @@
           </w:tcPr>
           <w:p>
             <w:pPr>
-              <w:keepNext w:val="0"/>
+              <w:keepNext/>
               <w:pageBreakBefore w:val="0"/>
               <w:widowControl/>
               <w:spacing w:lineRule="auto" w:line="240" w:before="0" w:after="0"/>
@@ -8165,7 +8165,7 @@
           </w:tcPr>
           <w:p>
             <w:pPr>
-              <w:keepNext w:val="0"/>
+              <w:keepNext/>
               <w:pageBreakBefore w:val="0"/>
               <w:widowControl/>
               <w:spacing w:lineRule="auto" w:line="240" w:before="0" w:after="0"/>
@@ -8196,7 +8196,7 @@
           </w:tcPr>
           <w:p>
             <w:pPr>
-              <w:keepNext w:val="0"/>
+              <w:keepNext/>
               <w:pageBreakBefore w:val="0"/>
               <w:widowControl/>
               <w:spacing w:lineRule="auto" w:line="240" w:before="0" w:after="0"/>
@@ -8222,7 +8222,7 @@
           </w:tcPr>
           <w:p>
             <w:pPr>
-              <w:keepNext w:val="0"/>
+              <w:keepNext/>
               <w:pageBreakBefore w:val="0"/>
               <w:widowControl/>
               <w:spacing w:lineRule="auto" w:line="240" w:before="0" w:after="0"/>
@@ -8248,7 +8248,7 @@
           </w:tcPr>
           <w:p>
             <w:pPr>
-              <w:keepNext w:val="0"/>
+              <w:keepNext/>
               <w:pageBreakBefore w:val="0"/>
               <w:widowControl/>
               <w:spacing w:lineRule="auto" w:line="240" w:before="0" w:after="0"/>
@@ -8274,7 +8274,7 @@
           </w:tcPr>
           <w:p>
             <w:pPr>
-              <w:keepNext w:val="0"/>
+              <w:keepNext/>
               <w:pageBreakBefore w:val="0"/>
               <w:widowControl/>
               <w:spacing w:lineRule="auto" w:line="240" w:before="0" w:after="0"/>
@@ -8300,7 +8300,7 @@
           </w:tcPr>
           <w:p>
             <w:pPr>
-              <w:keepNext w:val="0"/>
+              <w:keepNext/>
               <w:pageBreakBefore w:val="0"/>
               <w:widowControl/>
               <w:spacing w:lineRule="auto" w:line="240" w:before="0" w:after="0"/>
@@ -8331,7 +8331,7 @@
           </w:tcPr>
           <w:p>
             <w:pPr>
-              <w:keepNext w:val="0"/>
+              <w:keepNext/>
               <w:pageBreakBefore w:val="0"/>
               <w:widowControl/>
               <w:spacing w:lineRule="auto" w:line="240" w:before="0" w:after="0"/>
@@ -8357,7 +8357,7 @@
           </w:tcPr>
           <w:p>
             <w:pPr>
-              <w:keepNext w:val="0"/>
+              <w:keepNext/>
               <w:pageBreakBefore w:val="0"/>
               <w:widowControl/>
               <w:spacing w:lineRule="auto" w:line="240" w:before="0" w:after="0"/>
@@ -8383,7 +8383,7 @@
           </w:tcPr>
           <w:p>
             <w:pPr>
-              <w:keepNext w:val="0"/>
+              <w:keepNext/>
               <w:pageBreakBefore w:val="0"/>
               <w:widowControl/>
               <w:spacing w:lineRule="auto" w:line="240" w:before="0" w:after="0"/>
@@ -8409,7 +8409,7 @@
           </w:tcPr>
           <w:p>
             <w:pPr>
-              <w:keepNext w:val="0"/>
+              <w:keepNext/>
               <w:pageBreakBefore w:val="0"/>
               <w:widowControl/>
               <w:spacing w:lineRule="auto" w:line="240" w:before="0" w:after="0"/>
@@ -8435,7 +8435,7 @@
           </w:tcPr>
           <w:p>
             <w:pPr>
-              <w:keepNext w:val="0"/>
+              <w:keepNext/>
               <w:pageBreakBefore w:val="0"/>
               <w:widowControl/>
               <w:spacing w:lineRule="auto" w:line="240" w:before="0" w:after="0"/>
@@ -8466,7 +8466,7 @@
           </w:tcPr>
           <w:p>
             <w:pPr>
-              <w:keepNext w:val="0"/>
+              <w:keepNext/>
               <w:pageBreakBefore w:val="0"/>
               <w:widowControl/>
               <w:spacing w:lineRule="auto" w:line="240" w:before="0" w:after="0"/>
@@ -8492,7 +8492,7 @@
           </w:tcPr>
           <w:p>
             <w:pPr>
-              <w:keepNext w:val="0"/>
+              <w:keepNext/>
               <w:pageBreakBefore w:val="0"/>
               <w:widowControl/>
               <w:spacing w:lineRule="auto" w:line="240" w:before="0" w:after="0"/>
@@ -8518,7 +8518,7 @@
           </w:tcPr>
           <w:p>
             <w:pPr>
-              <w:keepNext w:val="0"/>
+              <w:keepNext/>
               <w:pageBreakBefore w:val="0"/>
               <w:widowControl/>
               <w:spacing w:lineRule="auto" w:line="240" w:before="0" w:after="0"/>
@@ -8544,7 +8544,7 @@
           </w:tcPr>
           <w:p>
             <w:pPr>
-              <w:keepNext w:val="0"/>
+              <w:keepNext/>
               <w:pageBreakBefore w:val="0"/>
               <w:widowControl/>
               <w:spacing w:lineRule="auto" w:line="240" w:before="0" w:after="0"/>
@@ -8570,7 +8570,7 @@
           </w:tcPr>
           <w:p>
             <w:pPr>
-              <w:keepNext w:val="0"/>
+              <w:keepNext/>
               <w:pageBreakBefore w:val="0"/>
               <w:widowControl/>
               <w:spacing w:lineRule="auto" w:line="240" w:before="0" w:after="0"/>
@@ -8601,7 +8601,7 @@
           </w:tcPr>
           <w:p>
             <w:pPr>
-              <w:keepNext w:val="0"/>
+              <w:keepNext/>
               <w:pageBreakBefore w:val="0"/>
               <w:widowControl/>
               <w:spacing w:lineRule="auto" w:line="240" w:before="0" w:after="0"/>
@@ -8627,7 +8627,7 @@
           </w:tcPr>
           <w:p>
             <w:pPr>
-              <w:keepNext w:val="0"/>
+              <w:keepNext/>
               <w:pageBreakBefore w:val="0"/>
               <w:widowControl/>
               <w:spacing w:lineRule="auto" w:line="240" w:before="0" w:after="0"/>
@@ -8653,7 +8653,7 @@
           </w:tcPr>
           <w:p>
             <w:pPr>
-              <w:keepNext w:val="0"/>
+              <w:keepNext/>
               <w:pageBreakBefore w:val="0"/>
               <w:widowControl/>
               <w:spacing w:lineRule="auto" w:line="240" w:before="0" w:after="0"/>
@@ -8679,7 +8679,7 @@
           </w:tcPr>
           <w:p>
             <w:pPr>
-              <w:keepNext w:val="0"/>
+              <w:keepNext/>
               <w:pageBreakBefore w:val="0"/>
               <w:widowControl/>
               <w:spacing w:lineRule="auto" w:line="240" w:before="0" w:after="0"/>
@@ -8705,7 +8705,7 @@
           </w:tcPr>
           <w:p>
             <w:pPr>
-              <w:keepNext w:val="0"/>
+              <w:keepNext/>
               <w:pageBreakBefore w:val="0"/>
               <w:widowControl/>
               <w:spacing w:lineRule="auto" w:line="240" w:before="0" w:after="0"/>
@@ -8736,7 +8736,7 @@
           </w:tcPr>
           <w:p>
             <w:pPr>
-              <w:keepNext w:val="0"/>
+              <w:keepNext/>
               <w:pageBreakBefore w:val="0"/>
               <w:widowControl/>
               <w:spacing w:lineRule="auto" w:line="240" w:before="0" w:after="0"/>
@@ -8762,7 +8762,7 @@
           </w:tcPr>
           <w:p>
             <w:pPr>
-              <w:keepNext w:val="0"/>
+              <w:keepNext/>
               <w:pageBreakBefore w:val="0"/>
               <w:widowControl/>
               <w:spacing w:lineRule="auto" w:line="240" w:before="0" w:after="0"/>
@@ -8788,7 +8788,7 @@
           </w:tcPr>
           <w:p>
             <w:pPr>
-              <w:keepNext w:val="0"/>
+              <w:keepNext/>
               <w:pageBreakBefore w:val="0"/>
               <w:widowControl/>
               <w:spacing w:lineRule="auto" w:line="240" w:before="0" w:after="0"/>
@@ -8814,7 +8814,7 @@
           </w:tcPr>
           <w:p>
             <w:pPr>
-              <w:keepNext w:val="0"/>
+              <w:keepNext/>
               <w:pageBreakBefore w:val="0"/>
               <w:widowControl/>
               <w:spacing w:lineRule="auto" w:line="240" w:before="0" w:after="0"/>
@@ -8840,7 +8840,7 @@
           </w:tcPr>
           <w:p>
             <w:pPr>
-              <w:keepNext w:val="0"/>
+              <w:keepNext/>
               <w:pageBreakBefore w:val="0"/>
               <w:widowControl/>
               <w:spacing w:lineRule="auto" w:line="240" w:before="0" w:after="0"/>
@@ -9094,7 +9094,7 @@
           </w:tcPr>
           <w:p>
             <w:pPr>
-              <w:keepNext w:val="0"/>
+              <w:keepNext/>
               <w:pageBreakBefore w:val="0"/>
               <w:widowControl/>
               <w:spacing w:lineRule="auto" w:line="240" w:before="0" w:after="0"/>
@@ -9121,7 +9121,7 @@
           </w:tcPr>
           <w:p>
             <w:pPr>
-              <w:keepNext w:val="0"/>
+              <w:keepNext/>
               <w:pageBreakBefore w:val="0"/>
               <w:widowControl/>
               <w:spacing w:lineRule="auto" w:line="240" w:before="0" w:after="0"/>
@@ -9148,7 +9148,7 @@
           </w:tcPr>
           <w:p>
             <w:pPr>
-              <w:keepNext w:val="0"/>
+              <w:keepNext/>
               <w:pageBreakBefore w:val="0"/>
               <w:widowControl/>
               <w:spacing w:lineRule="auto" w:line="240" w:before="0" w:after="0"/>
@@ -9175,7 +9175,7 @@
           </w:tcPr>
           <w:p>
             <w:pPr>
-              <w:keepNext w:val="0"/>
+              <w:keepNext/>
               <w:pageBreakBefore w:val="0"/>
               <w:widowControl/>
               <w:spacing w:lineRule="auto" w:line="240" w:before="0" w:after="0"/>
@@ -9206,7 +9206,7 @@
           </w:tcPr>
           <w:p>
             <w:pPr>
-              <w:keepNext w:val="0"/>
+              <w:keepNext/>
               <w:pageBreakBefore w:val="0"/>
               <w:widowControl/>
               <w:spacing w:lineRule="auto" w:line="240" w:before="0" w:after="0"/>
@@ -9232,7 +9232,7 @@
           </w:tcPr>
           <w:p>
             <w:pPr>
-              <w:keepNext w:val="0"/>
+              <w:keepNext/>
               <w:pageBreakBefore w:val="0"/>
               <w:widowControl/>
               <w:spacing w:lineRule="auto" w:line="240" w:before="0" w:after="0"/>
@@ -9258,7 +9258,7 @@
           </w:tcPr>
           <w:p>
             <w:pPr>
-              <w:keepNext w:val="0"/>
+              <w:keepNext/>
               <w:pageBreakBefore w:val="0"/>
               <w:widowControl/>
               <w:spacing w:lineRule="auto" w:line="240" w:before="0" w:after="0"/>
@@ -9284,7 +9284,7 @@
           </w:tcPr>
           <w:p>
             <w:pPr>
-              <w:keepNext w:val="0"/>
+              <w:keepNext/>
               <w:pageBreakBefore w:val="0"/>
               <w:widowControl/>
               <w:spacing w:lineRule="auto" w:line="240" w:before="0" w:after="0"/>
@@ -9315,7 +9315,7 @@
           </w:tcPr>
           <w:p>
             <w:pPr>
-              <w:keepNext w:val="0"/>
+              <w:keepNext/>
               <w:pageBreakBefore w:val="0"/>
               <w:widowControl/>
               <w:spacing w:lineRule="auto" w:line="240" w:before="0" w:after="0"/>
@@ -9341,7 +9341,7 @@
           </w:tcPr>
           <w:p>
             <w:pPr>
-              <w:keepNext w:val="0"/>
+              <w:keepNext/>
               <w:pageBreakBefore w:val="0"/>
               <w:widowControl/>
               <w:spacing w:lineRule="auto" w:line="240" w:before="0" w:after="0"/>
@@ -9367,7 +9367,7 @@
           </w:tcPr>
           <w:p>
             <w:pPr>
-              <w:keepNext w:val="0"/>
+              <w:keepNext/>
               <w:pageBreakBefore w:val="0"/>
               <w:widowControl/>
               <w:spacing w:lineRule="auto" w:line="240" w:before="0" w:after="0"/>
@@ -9393,7 +9393,7 @@
           </w:tcPr>
           <w:p>
             <w:pPr>
-              <w:keepNext w:val="0"/>
+              <w:keepNext/>
               <w:pageBreakBefore w:val="0"/>
               <w:widowControl/>
               <w:spacing w:lineRule="auto" w:line="240" w:before="0" w:after="0"/>
@@ -9424,7 +9424,7 @@
           </w:tcPr>
           <w:p>
             <w:pPr>
-              <w:keepNext w:val="0"/>
+              <w:keepNext/>
               <w:pageBreakBefore w:val="0"/>
               <w:widowControl/>
               <w:spacing w:lineRule="auto" w:line="240" w:before="0" w:after="0"/>
@@ -9450,7 +9450,7 @@
           </w:tcPr>
           <w:p>
             <w:pPr>
-              <w:keepNext w:val="0"/>
+              <w:keepNext/>
               <w:pageBreakBefore w:val="0"/>
               <w:widowControl/>
               <w:spacing w:lineRule="auto" w:line="240" w:before="0" w:after="0"/>
@@ -9476,7 +9476,7 @@
           </w:tcPr>
           <w:p>
             <w:pPr>
-              <w:keepNext w:val="0"/>
+              <w:keepNext/>
               <w:pageBreakBefore w:val="0"/>
               <w:widowControl/>
               <w:spacing w:lineRule="auto" w:line="240" w:before="0" w:after="0"/>
@@ -9502,7 +9502,7 @@
           </w:tcPr>
           <w:p>
             <w:pPr>
-              <w:keepNext w:val="0"/>
+              <w:keepNext/>
               <w:pageBreakBefore w:val="0"/>
               <w:widowControl/>
               <w:spacing w:lineRule="auto" w:line="240" w:before="0" w:after="0"/>
@@ -9533,7 +9533,7 @@
           </w:tcPr>
           <w:p>
             <w:pPr>
-              <w:keepNext w:val="0"/>
+              <w:keepNext/>
               <w:pageBreakBefore w:val="0"/>
               <w:widowControl/>
               <w:spacing w:lineRule="auto" w:line="240" w:before="0" w:after="0"/>
@@ -9559,7 +9559,7 @@
           </w:tcPr>
           <w:p>
             <w:pPr>
-              <w:keepNext w:val="0"/>
+              <w:keepNext/>
               <w:pageBreakBefore w:val="0"/>
               <w:widowControl/>
               <w:spacing w:lineRule="auto" w:line="240" w:before="0" w:after="0"/>
@@ -9585,7 +9585,7 @@
           </w:tcPr>
           <w:p>
             <w:pPr>
-              <w:keepNext w:val="0"/>
+              <w:keepNext/>
               <w:pageBreakBefore w:val="0"/>
               <w:widowControl/>
               <w:spacing w:lineRule="auto" w:line="240" w:before="0" w:after="0"/>
@@ -9611,7 +9611,7 @@
           </w:tcPr>
           <w:p>
             <w:pPr>
-              <w:keepNext w:val="0"/>
+              <w:keepNext/>
               <w:pageBreakBefore w:val="0"/>
               <w:widowControl/>
               <w:spacing w:lineRule="auto" w:line="240" w:before="0" w:after="0"/>
@@ -9875,7 +9875,7 @@
           </w:tcPr>
           <w:p>
             <w:pPr>
-              <w:keepNext w:val="0"/>
+              <w:keepNext/>
               <w:pageBreakBefore w:val="0"/>
               <w:widowControl/>
               <w:spacing w:lineRule="auto" w:line="240" w:before="0" w:after="0"/>
@@ -9902,7 +9902,7 @@
           </w:tcPr>
           <w:p>
             <w:pPr>
-              <w:keepNext w:val="0"/>
+              <w:keepNext/>
               <w:pageBreakBefore w:val="0"/>
               <w:widowControl/>
               <w:spacing w:lineRule="auto" w:line="240" w:before="0" w:after="0"/>
@@ -9929,7 +9929,7 @@
           </w:tcPr>
           <w:p>
             <w:pPr>
-              <w:keepNext w:val="0"/>
+              <w:keepNext/>
               <w:pageBreakBefore w:val="0"/>
               <w:widowControl/>
               <w:spacing w:lineRule="auto" w:line="240" w:before="0" w:after="0"/>
@@ -9960,7 +9960,7 @@
           </w:tcPr>
           <w:p>
             <w:pPr>
-              <w:keepNext w:val="0"/>
+              <w:keepNext/>
               <w:pageBreakBefore w:val="0"/>
               <w:widowControl/>
               <w:spacing w:lineRule="auto" w:line="240" w:before="0" w:after="0"/>
@@ -9986,7 +9986,7 @@
           </w:tcPr>
           <w:p>
             <w:pPr>
-              <w:keepNext w:val="0"/>
+              <w:keepNext/>
               <w:pageBreakBefore w:val="0"/>
               <w:widowControl/>
               <w:spacing w:lineRule="auto" w:line="240" w:before="0" w:after="0"/>
@@ -10012,7 +10012,7 @@
           </w:tcPr>
           <w:p>
             <w:pPr>
-              <w:keepNext w:val="0"/>
+              <w:keepNext/>
               <w:pageBreakBefore w:val="0"/>
               <w:widowControl/>
               <w:spacing w:lineRule="auto" w:line="240" w:before="0" w:after="0"/>
@@ -10043,7 +10043,7 @@
           </w:tcPr>
           <w:p>
             <w:pPr>
-              <w:keepNext w:val="0"/>
+              <w:keepNext/>
               <w:pageBreakBefore w:val="0"/>
               <w:widowControl/>
               <w:spacing w:lineRule="auto" w:line="240" w:before="0" w:after="0"/>
@@ -10069,7 +10069,7 @@
           </w:tcPr>
           <w:p>
             <w:pPr>
-              <w:keepNext w:val="0"/>
+              <w:keepNext/>
               <w:pageBreakBefore w:val="0"/>
               <w:widowControl/>
               <w:spacing w:lineRule="auto" w:line="240" w:before="0" w:after="0"/>
@@ -10095,7 +10095,7 @@
           </w:tcPr>
           <w:p>
             <w:pPr>
-              <w:keepNext w:val="0"/>
+              <w:keepNext/>
               <w:pageBreakBefore w:val="0"/>
               <w:widowControl/>
               <w:spacing w:lineRule="auto" w:line="240" w:before="0" w:after="0"/>
@@ -10126,7 +10126,7 @@
           </w:tcPr>
           <w:p>
             <w:pPr>
-              <w:keepNext w:val="0"/>
+              <w:keepNext/>
               <w:pageBreakBefore w:val="0"/>
               <w:widowControl/>
               <w:spacing w:lineRule="auto" w:line="240" w:before="0" w:after="0"/>
@@ -10152,7 +10152,7 @@
           </w:tcPr>
           <w:p>
             <w:pPr>
-              <w:keepNext w:val="0"/>
+              <w:keepNext/>
               <w:pageBreakBefore w:val="0"/>
               <w:widowControl/>
               <w:spacing w:lineRule="auto" w:line="240" w:before="0" w:after="0"/>
@@ -10178,7 +10178,7 @@
           </w:tcPr>
           <w:p>
             <w:pPr>
-              <w:keepNext w:val="0"/>
+              <w:keepNext/>
               <w:pageBreakBefore w:val="0"/>
               <w:widowControl/>
               <w:spacing w:lineRule="auto" w:line="240" w:before="0" w:after="0"/>
@@ -10379,7 +10379,7 @@
           </w:tcPr>
           <w:p>
             <w:pPr>
-              <w:keepNext w:val="0"/>
+              <w:keepNext/>
               <w:pageBreakBefore w:val="0"/>
               <w:widowControl/>
               <w:spacing w:lineRule="auto" w:line="240" w:before="0" w:after="0"/>
@@ -10406,7 +10406,7 @@
           </w:tcPr>
           <w:p>
             <w:pPr>
-              <w:keepNext w:val="0"/>
+              <w:keepNext/>
               <w:pageBreakBefore w:val="0"/>
               <w:widowControl/>
               <w:spacing w:lineRule="auto" w:line="240" w:before="0" w:after="0"/>
@@ -10433,7 +10433,7 @@
           </w:tcPr>
           <w:p>
             <w:pPr>
-              <w:keepNext w:val="0"/>
+              <w:keepNext/>
               <w:pageBreakBefore w:val="0"/>
               <w:widowControl/>
               <w:spacing w:lineRule="auto" w:line="240" w:before="0" w:after="0"/>
@@ -10464,7 +10464,7 @@
           </w:tcPr>
           <w:p>
             <w:pPr>
-              <w:keepNext w:val="0"/>
+              <w:keepNext/>
               <w:pageBreakBefore w:val="0"/>
               <w:widowControl/>
               <w:spacing w:lineRule="auto" w:line="240" w:before="0" w:after="0"/>
@@ -10490,7 +10490,7 @@
           </w:tcPr>
           <w:p>
             <w:pPr>
-              <w:keepNext w:val="0"/>
+              <w:keepNext/>
               <w:pageBreakBefore w:val="0"/>
               <w:widowControl/>
               <w:spacing w:lineRule="auto" w:line="240" w:before="0" w:after="0"/>
@@ -10516,7 +10516,7 @@
           </w:tcPr>
           <w:p>
             <w:pPr>
-              <w:keepNext w:val="0"/>
+              <w:keepNext/>
               <w:pageBreakBefore w:val="0"/>
               <w:widowControl/>
               <w:spacing w:lineRule="auto" w:line="240" w:before="0" w:after="0"/>
@@ -10547,7 +10547,7 @@
           </w:tcPr>
           <w:p>
             <w:pPr>
-              <w:keepNext w:val="0"/>
+              <w:keepNext/>
               <w:pageBreakBefore w:val="0"/>
               <w:widowControl/>
               <w:spacing w:lineRule="auto" w:line="240" w:before="0" w:after="0"/>
@@ -10573,7 +10573,7 @@
           </w:tcPr>
           <w:p>
             <w:pPr>
-              <w:keepNext w:val="0"/>
+              <w:keepNext/>
               <w:pageBreakBefore w:val="0"/>
               <w:widowControl/>
               <w:spacing w:lineRule="auto" w:line="240" w:before="0" w:after="0"/>
@@ -10599,7 +10599,7 @@
           </w:tcPr>
           <w:p>
             <w:pPr>
-              <w:keepNext w:val="0"/>
+              <w:keepNext/>
               <w:pageBreakBefore w:val="0"/>
               <w:widowControl/>
               <w:spacing w:lineRule="auto" w:line="240" w:before="0" w:after="0"/>
@@ -10630,7 +10630,7 @@
           </w:tcPr>
           <w:p>
             <w:pPr>
-              <w:keepNext w:val="0"/>
+              <w:keepNext/>
               <w:pageBreakBefore w:val="0"/>
               <w:widowControl/>
               <w:spacing w:lineRule="auto" w:line="240" w:before="0" w:after="0"/>
@@ -10656,7 +10656,7 @@
           </w:tcPr>
           <w:p>
             <w:pPr>
-              <w:keepNext w:val="0"/>
+              <w:keepNext/>
               <w:pageBreakBefore w:val="0"/>
               <w:widowControl/>
               <w:spacing w:lineRule="auto" w:line="240" w:before="0" w:after="0"/>
@@ -10682,7 +10682,7 @@
           </w:tcPr>
           <w:p>
             <w:pPr>
-              <w:keepNext w:val="0"/>
+              <w:keepNext/>
               <w:pageBreakBefore w:val="0"/>
               <w:widowControl/>
               <w:spacing w:lineRule="auto" w:line="240" w:before="0" w:after="0"/>
@@ -10713,7 +10713,7 @@
           </w:tcPr>
           <w:p>
             <w:pPr>
-              <w:keepNext w:val="0"/>
+              <w:keepNext/>
               <w:pageBreakBefore w:val="0"/>
               <w:widowControl/>
               <w:spacing w:lineRule="auto" w:line="240" w:before="0" w:after="0"/>
@@ -10739,7 +10739,7 @@
           </w:tcPr>
           <w:p>
             <w:pPr>
-              <w:keepNext w:val="0"/>
+              <w:keepNext/>
               <w:pageBreakBefore w:val="0"/>
               <w:widowControl/>
               <w:spacing w:lineRule="auto" w:line="240" w:before="0" w:after="0"/>
@@ -10765,7 +10765,7 @@
           </w:tcPr>
           <w:p>
             <w:pPr>
-              <w:keepNext w:val="0"/>
+              <w:keepNext/>
               <w:pageBreakBefore w:val="0"/>
               <w:widowControl/>
               <w:spacing w:lineRule="auto" w:line="240" w:before="0" w:after="0"/>
@@ -10984,7 +10984,7 @@
           </w:tcPr>
           <w:p>
             <w:pPr>
-              <w:keepNext w:val="0"/>
+              <w:keepNext/>
               <w:pageBreakBefore w:val="0"/>
               <w:widowControl/>
               <w:spacing w:lineRule="auto" w:line="240" w:before="0" w:after="0"/>
@@ -11011,7 +11011,7 @@
           </w:tcPr>
           <w:p>
             <w:pPr>
-              <w:keepNext w:val="0"/>
+              <w:keepNext/>
               <w:pageBreakBefore w:val="0"/>
               <w:widowControl/>
               <w:spacing w:lineRule="auto" w:line="240" w:before="0" w:after="0"/>
@@ -11038,7 +11038,7 @@
           </w:tcPr>
           <w:p>
             <w:pPr>
-              <w:keepNext w:val="0"/>
+              <w:keepNext/>
               <w:pageBreakBefore w:val="0"/>
               <w:widowControl/>
               <w:spacing w:lineRule="auto" w:line="240" w:before="0" w:after="0"/>
@@ -11069,7 +11069,7 @@
           </w:tcPr>
           <w:p>
             <w:pPr>
-              <w:keepNext w:val="0"/>
+              <w:keepNext/>
               <w:pageBreakBefore w:val="0"/>
               <w:widowControl/>
               <w:spacing w:lineRule="auto" w:line="240" w:before="0" w:after="0"/>
@@ -11095,7 +11095,7 @@
           </w:tcPr>
           <w:p>
             <w:pPr>
-              <w:keepNext w:val="0"/>
+              <w:keepNext/>
               <w:pageBreakBefore w:val="0"/>
               <w:widowControl/>
               <w:spacing w:lineRule="auto" w:line="240" w:before="0" w:after="0"/>
@@ -11121,7 +11121,7 @@
           </w:tcPr>
           <w:p>
             <w:pPr>
-              <w:keepNext w:val="0"/>
+              <w:keepNext/>
               <w:pageBreakBefore w:val="0"/>
               <w:widowControl/>
               <w:spacing w:lineRule="auto" w:line="240" w:before="0" w:after="0"/>
@@ -11152,7 +11152,7 @@
           </w:tcPr>
           <w:p>
             <w:pPr>
-              <w:keepNext w:val="0"/>
+              <w:keepNext/>
               <w:pageBreakBefore w:val="0"/>
               <w:widowControl/>
               <w:spacing w:lineRule="auto" w:line="240" w:before="0" w:after="0"/>
@@ -11178,7 +11178,7 @@
           </w:tcPr>
           <w:p>
             <w:pPr>
-              <w:keepNext w:val="0"/>
+              <w:keepNext/>
               <w:pageBreakBefore w:val="0"/>
               <w:widowControl/>
               <w:spacing w:lineRule="auto" w:line="240" w:before="0" w:after="0"/>
@@ -11204,7 +11204,7 @@
           </w:tcPr>
           <w:p>
             <w:pPr>
-              <w:keepNext w:val="0"/>
+              <w:keepNext/>
               <w:pageBreakBefore w:val="0"/>
               <w:widowControl/>
               <w:spacing w:lineRule="auto" w:line="240" w:before="0" w:after="0"/>
@@ -11235,7 +11235,7 @@
           </w:tcPr>
           <w:p>
             <w:pPr>
-              <w:keepNext w:val="0"/>
+              <w:keepNext/>
               <w:pageBreakBefore w:val="0"/>
               <w:widowControl/>
               <w:spacing w:lineRule="auto" w:line="240" w:before="0" w:after="0"/>
@@ -11261,7 +11261,7 @@
           </w:tcPr>
           <w:p>
             <w:pPr>
-              <w:keepNext w:val="0"/>
+              <w:keepNext/>
               <w:pageBreakBefore w:val="0"/>
               <w:widowControl/>
               <w:spacing w:lineRule="auto" w:line="240" w:before="0" w:after="0"/>
@@ -11287,7 +11287,7 @@
           </w:tcPr>
           <w:p>
             <w:pPr>
-              <w:keepNext w:val="0"/>
+              <w:keepNext/>
               <w:pageBreakBefore w:val="0"/>
               <w:widowControl/>
               <w:spacing w:lineRule="auto" w:line="240" w:before="0" w:after="0"/>
@@ -11318,7 +11318,7 @@
           </w:tcPr>
           <w:p>
             <w:pPr>
-              <w:keepNext w:val="0"/>
+              <w:keepNext/>
               <w:pageBreakBefore w:val="0"/>
               <w:widowControl/>
               <w:spacing w:lineRule="auto" w:line="240" w:before="0" w:after="0"/>
@@ -11344,7 +11344,7 @@
           </w:tcPr>
           <w:p>
             <w:pPr>
-              <w:keepNext w:val="0"/>
+              <w:keepNext/>
               <w:pageBreakBefore w:val="0"/>
               <w:widowControl/>
               <w:spacing w:lineRule="auto" w:line="240" w:before="0" w:after="0"/>
@@ -11370,7 +11370,7 @@
           </w:tcPr>
           <w:p>
             <w:pPr>
-              <w:keepNext w:val="0"/>
+              <w:keepNext/>
               <w:pageBreakBefore w:val="0"/>
               <w:widowControl/>
               <w:spacing w:lineRule="auto" w:line="240" w:before="0" w:after="0"/>
@@ -11401,7 +11401,7 @@
           </w:tcPr>
           <w:p>
             <w:pPr>
-              <w:keepNext w:val="0"/>
+              <w:keepNext/>
               <w:pageBreakBefore w:val="0"/>
               <w:widowControl/>
               <w:spacing w:lineRule="auto" w:line="240" w:before="0" w:after="0"/>
@@ -11427,7 +11427,7 @@
           </w:tcPr>
           <w:p>
             <w:pPr>
-              <w:keepNext w:val="0"/>
+              <w:keepNext/>
               <w:pageBreakBefore w:val="0"/>
               <w:widowControl/>
               <w:spacing w:lineRule="auto" w:line="240" w:before="0" w:after="0"/>
@@ -11453,7 +11453,7 @@
           </w:tcPr>
           <w:p>
             <w:pPr>
-              <w:keepNext w:val="0"/>
+              <w:keepNext/>
               <w:pageBreakBefore w:val="0"/>
               <w:widowControl/>
               <w:spacing w:lineRule="auto" w:line="240" w:before="0" w:after="0"/>
@@ -11617,7 +11617,7 @@
           </w:tcPr>
           <w:p>
             <w:pPr>
-              <w:keepNext w:val="0"/>
+              <w:keepNext/>
               <w:pageBreakBefore w:val="0"/>
               <w:widowControl/>
               <w:spacing w:lineRule="auto" w:line="240" w:before="0" w:after="0"/>
@@ -11644,7 +11644,7 @@
           </w:tcPr>
           <w:p>
             <w:pPr>
-              <w:keepNext w:val="0"/>
+              <w:keepNext/>
               <w:pageBreakBefore w:val="0"/>
               <w:widowControl/>
               <w:spacing w:lineRule="auto" w:line="240" w:before="0" w:after="0"/>
@@ -11671,7 +11671,7 @@
           </w:tcPr>
           <w:p>
             <w:pPr>
-              <w:keepNext w:val="0"/>
+              <w:keepNext/>
               <w:pageBreakBefore w:val="0"/>
               <w:widowControl/>
               <w:spacing w:lineRule="auto" w:line="240" w:before="0" w:after="0"/>
@@ -11702,7 +11702,7 @@
           </w:tcPr>
           <w:p>
             <w:pPr>
-              <w:keepNext w:val="0"/>
+              <w:keepNext/>
               <w:pageBreakBefore w:val="0"/>
               <w:widowControl/>
               <w:spacing w:lineRule="auto" w:line="240" w:before="0" w:after="0"/>
@@ -11728,7 +11728,7 @@
           </w:tcPr>
           <w:p>
             <w:pPr>
-              <w:keepNext w:val="0"/>
+              <w:keepNext/>
               <w:pageBreakBefore w:val="0"/>
               <w:widowControl/>
               <w:spacing w:lineRule="auto" w:line="240" w:before="0" w:after="0"/>
@@ -11754,7 +11754,7 @@
           </w:tcPr>
           <w:p>
             <w:pPr>
-              <w:keepNext w:val="0"/>
+              <w:keepNext/>
               <w:pageBreakBefore w:val="0"/>
               <w:widowControl/>
               <w:spacing w:lineRule="auto" w:line="240" w:before="0" w:after="0"/>
@@ -11785,7 +11785,7 @@
           </w:tcPr>
           <w:p>
             <w:pPr>
-              <w:keepNext w:val="0"/>
+              <w:keepNext/>
               <w:pageBreakBefore w:val="0"/>
               <w:widowControl/>
               <w:spacing w:lineRule="auto" w:line="240" w:before="0" w:after="0"/>
@@ -11811,7 +11811,7 @@
           </w:tcPr>
           <w:p>
             <w:pPr>
-              <w:keepNext w:val="0"/>
+              <w:keepNext/>
               <w:pageBreakBefore w:val="0"/>
               <w:widowControl/>
               <w:spacing w:lineRule="auto" w:line="240" w:before="0" w:after="0"/>
@@ -11837,7 +11837,7 @@
           </w:tcPr>
           <w:p>
             <w:pPr>
-              <w:keepNext w:val="0"/>
+              <w:keepNext/>
               <w:pageBreakBefore w:val="0"/>
               <w:widowControl/>
               <w:spacing w:lineRule="auto" w:line="240" w:before="0" w:after="0"/>
@@ -11868,7 +11868,7 @@
           </w:tcPr>
           <w:p>
             <w:pPr>
-              <w:keepNext w:val="0"/>
+              <w:keepNext/>
               <w:pageBreakBefore w:val="0"/>
               <w:widowControl/>
               <w:spacing w:lineRule="auto" w:line="240" w:before="0" w:after="0"/>
@@ -11894,7 +11894,7 @@
           </w:tcPr>
           <w:p>
             <w:pPr>
-              <w:keepNext w:val="0"/>
+              <w:keepNext/>
               <w:pageBreakBefore w:val="0"/>
               <w:widowControl/>
               <w:spacing w:lineRule="auto" w:line="240" w:before="0" w:after="0"/>
@@ -11920,7 +11920,7 @@
           </w:tcPr>
           <w:p>
             <w:pPr>
-              <w:keepNext w:val="0"/>
+              <w:keepNext/>
               <w:pageBreakBefore w:val="0"/>
               <w:widowControl/>
               <w:spacing w:lineRule="auto" w:line="240" w:before="0" w:after="0"/>
@@ -11951,7 +11951,7 @@
           </w:tcPr>
           <w:p>
             <w:pPr>
-              <w:keepNext w:val="0"/>
+              <w:keepNext/>
               <w:pageBreakBefore w:val="0"/>
               <w:widowControl/>
               <w:spacing w:lineRule="auto" w:line="240" w:before="0" w:after="0"/>
@@ -11977,7 +11977,7 @@
           </w:tcPr>
           <w:p>
             <w:pPr>
-              <w:keepNext w:val="0"/>
+              <w:keepNext/>
               <w:pageBreakBefore w:val="0"/>
               <w:widowControl/>
               <w:spacing w:lineRule="auto" w:line="240" w:before="0" w:after="0"/>
@@ -12003,7 +12003,7 @@
           </w:tcPr>
           <w:p>
             <w:pPr>
-              <w:keepNext w:val="0"/>
+              <w:keepNext/>
               <w:pageBreakBefore w:val="0"/>
               <w:widowControl/>
               <w:spacing w:lineRule="auto" w:line="240" w:before="0" w:after="0"/>
@@ -12034,7 +12034,7 @@
           </w:tcPr>
           <w:p>
             <w:pPr>
-              <w:keepNext w:val="0"/>
+              <w:keepNext/>
               <w:pageBreakBefore w:val="0"/>
               <w:widowControl/>
               <w:spacing w:lineRule="auto" w:line="240" w:before="0" w:after="0"/>
@@ -12060,7 +12060,7 @@
           </w:tcPr>
           <w:p>
             <w:pPr>
-              <w:keepNext w:val="0"/>
+              <w:keepNext/>
               <w:pageBreakBefore w:val="0"/>
               <w:widowControl/>
               <w:spacing w:lineRule="auto" w:line="240" w:before="0" w:after="0"/>
@@ -12086,7 +12086,7 @@
           </w:tcPr>
           <w:p>
             <w:pPr>
-              <w:keepNext w:val="0"/>
+              <w:keepNext/>
               <w:pageBreakBefore w:val="0"/>
               <w:widowControl/>
               <w:spacing w:lineRule="auto" w:line="240" w:before="0" w:after="0"/>
@@ -12289,7 +12289,7 @@
           </w:tcPr>
           <w:p>
             <w:pPr>
-              <w:keepNext w:val="0"/>
+              <w:keepNext/>
               <w:pageBreakBefore w:val="0"/>
               <w:widowControl/>
               <w:spacing w:lineRule="auto" w:line="240" w:before="0" w:after="0"/>
@@ -12316,7 +12316,7 @@
           </w:tcPr>
           <w:p>
             <w:pPr>
-              <w:keepNext w:val="0"/>
+              <w:keepNext/>
               <w:pageBreakBefore w:val="0"/>
               <w:widowControl/>
               <w:spacing w:lineRule="auto" w:line="240" w:before="0" w:after="0"/>
@@ -12343,7 +12343,7 @@
           </w:tcPr>
           <w:p>
             <w:pPr>
-              <w:keepNext w:val="0"/>
+              <w:keepNext/>
               <w:pageBreakBefore w:val="0"/>
               <w:widowControl/>
               <w:spacing w:lineRule="auto" w:line="240" w:before="0" w:after="0"/>
@@ -12370,7 +12370,7 @@
           </w:tcPr>
           <w:p>
             <w:pPr>
-              <w:keepNext w:val="0"/>
+              <w:keepNext/>
               <w:pageBreakBefore w:val="0"/>
               <w:widowControl/>
               <w:spacing w:lineRule="auto" w:line="240" w:before="0" w:after="0"/>
@@ -12397,7 +12397,7 @@
           </w:tcPr>
           <w:p>
             <w:pPr>
-              <w:keepNext w:val="0"/>
+              <w:keepNext/>
               <w:pageBreakBefore w:val="0"/>
               <w:widowControl/>
               <w:spacing w:lineRule="auto" w:line="240" w:before="0" w:after="0"/>
@@ -12428,7 +12428,7 @@
           </w:tcPr>
           <w:p>
             <w:pPr>
-              <w:keepNext w:val="0"/>
+              <w:keepNext/>
               <w:pageBreakBefore w:val="0"/>
               <w:widowControl/>
               <w:spacing w:lineRule="auto" w:line="240" w:before="0" w:after="0"/>
@@ -12454,7 +12454,7 @@
           </w:tcPr>
           <w:p>
             <w:pPr>
-              <w:keepNext w:val="0"/>
+              <w:keepNext/>
               <w:pageBreakBefore w:val="0"/>
               <w:widowControl/>
               <w:spacing w:lineRule="auto" w:line="240" w:before="0" w:after="0"/>
@@ -12480,7 +12480,7 @@
           </w:tcPr>
           <w:p>
             <w:pPr>
-              <w:keepNext w:val="0"/>
+              <w:keepNext/>
               <w:pageBreakBefore w:val="0"/>
               <w:widowControl/>
               <w:spacing w:lineRule="auto" w:line="240" w:before="0" w:after="0"/>
@@ -12506,7 +12506,7 @@
           </w:tcPr>
           <w:p>
             <w:pPr>
-              <w:keepNext w:val="0"/>
+              <w:keepNext/>
               <w:pageBreakBefore w:val="0"/>
               <w:widowControl/>
               <w:spacing w:lineRule="auto" w:line="240" w:before="0" w:after="0"/>
@@ -12532,7 +12532,7 @@
           </w:tcPr>
           <w:p>
             <w:pPr>
-              <w:keepNext w:val="0"/>
+              <w:keepNext/>
               <w:pageBreakBefore w:val="0"/>
               <w:widowControl/>
               <w:spacing w:lineRule="auto" w:line="240" w:before="0" w:after="0"/>
@@ -12563,7 +12563,7 @@
           </w:tcPr>
           <w:p>
             <w:pPr>
-              <w:keepNext w:val="0"/>
+              <w:keepNext/>
               <w:pageBreakBefore w:val="0"/>
               <w:widowControl/>
               <w:spacing w:lineRule="auto" w:line="240" w:before="0" w:after="0"/>
@@ -12589,7 +12589,7 @@
           </w:tcPr>
           <w:p>
             <w:pPr>
-              <w:keepNext w:val="0"/>
+              <w:keepNext/>
               <w:pageBreakBefore w:val="0"/>
               <w:widowControl/>
               <w:spacing w:lineRule="auto" w:line="240" w:before="0" w:after="0"/>
@@ -12615,7 +12615,7 @@
           </w:tcPr>
           <w:p>
             <w:pPr>
-              <w:keepNext w:val="0"/>
+              <w:keepNext/>
               <w:pageBreakBefore w:val="0"/>
               <w:widowControl/>
               <w:spacing w:lineRule="auto" w:line="240" w:before="0" w:after="0"/>
@@ -12641,7 +12641,7 @@
           </w:tcPr>
           <w:p>
             <w:pPr>
-              <w:keepNext w:val="0"/>
+              <w:keepNext/>
               <w:pageBreakBefore w:val="0"/>
               <w:widowControl/>
               <w:spacing w:lineRule="auto" w:line="240" w:before="0" w:after="0"/>
@@ -12667,7 +12667,7 @@
           </w:tcPr>
           <w:p>
             <w:pPr>
-              <w:keepNext w:val="0"/>
+              <w:keepNext/>
               <w:pageBreakBefore w:val="0"/>
               <w:widowControl/>
               <w:spacing w:lineRule="auto" w:line="240" w:before="0" w:after="0"/>
@@ -12698,7 +12698,7 @@
           </w:tcPr>
           <w:p>
             <w:pPr>
-              <w:keepNext w:val="0"/>
+              <w:keepNext/>
               <w:pageBreakBefore w:val="0"/>
               <w:widowControl/>
               <w:spacing w:lineRule="auto" w:line="240" w:before="0" w:after="0"/>
@@ -12724,7 +12724,7 @@
           </w:tcPr>
           <w:p>
             <w:pPr>
-              <w:keepNext w:val="0"/>
+              <w:keepNext/>
               <w:pageBreakBefore w:val="0"/>
               <w:widowControl/>
               <w:spacing w:lineRule="auto" w:line="240" w:before="0" w:after="0"/>
@@ -12750,7 +12750,7 @@
           </w:tcPr>
           <w:p>
             <w:pPr>
-              <w:keepNext w:val="0"/>
+              <w:keepNext/>
               <w:pageBreakBefore w:val="0"/>
               <w:widowControl/>
               <w:spacing w:lineRule="auto" w:line="240" w:before="0" w:after="0"/>
@@ -12776,7 +12776,7 @@
           </w:tcPr>
           <w:p>
             <w:pPr>
-              <w:keepNext w:val="0"/>
+              <w:keepNext/>
               <w:pageBreakBefore w:val="0"/>
               <w:widowControl/>
               <w:spacing w:lineRule="auto" w:line="240" w:before="0" w:after="0"/>
@@ -12802,7 +12802,7 @@
           </w:tcPr>
           <w:p>
             <w:pPr>
-              <w:keepNext w:val="0"/>
+              <w:keepNext/>
               <w:pageBreakBefore w:val="0"/>
               <w:widowControl/>
               <w:spacing w:lineRule="auto" w:line="240" w:before="0" w:after="0"/>
@@ -12833,7 +12833,7 @@
           </w:tcPr>
           <w:p>
             <w:pPr>
-              <w:keepNext w:val="0"/>
+              <w:keepNext/>
               <w:pageBreakBefore w:val="0"/>
               <w:widowControl/>
               <w:spacing w:lineRule="auto" w:line="240" w:before="0" w:after="0"/>
@@ -12859,7 +12859,7 @@
           </w:tcPr>
           <w:p>
             <w:pPr>
-              <w:keepNext w:val="0"/>
+              <w:keepNext/>
               <w:pageBreakBefore w:val="0"/>
               <w:widowControl/>
               <w:spacing w:lineRule="auto" w:line="240" w:before="0" w:after="0"/>
@@ -12885,7 +12885,7 @@
           </w:tcPr>
           <w:p>
             <w:pPr>
-              <w:keepNext w:val="0"/>
+              <w:keepNext/>
               <w:pageBreakBefore w:val="0"/>
               <w:widowControl/>
               <w:spacing w:lineRule="auto" w:line="240" w:before="0" w:after="0"/>
@@ -12911,7 +12911,7 @@
           </w:tcPr>
           <w:p>
             <w:pPr>
-              <w:keepNext w:val="0"/>
+              <w:keepNext/>
               <w:pageBreakBefore w:val="0"/>
               <w:widowControl/>
               <w:spacing w:lineRule="auto" w:line="240" w:before="0" w:after="0"/>
@@ -12937,7 +12937,7 @@
           </w:tcPr>
           <w:p>
             <w:pPr>
-              <w:keepNext w:val="0"/>
+              <w:keepNext/>
               <w:pageBreakBefore w:val="0"/>
               <w:widowControl/>
               <w:spacing w:lineRule="auto" w:line="240" w:before="0" w:after="0"/>
@@ -14109,7 +14109,7 @@
           </w:tcPr>
           <w:p>
             <w:pPr>
-              <w:keepNext w:val="0"/>
+              <w:keepNext/>
               <w:pageBreakBefore w:val="0"/>
               <w:widowControl/>
               <w:spacing w:lineRule="auto" w:line="240" w:before="0" w:after="0"/>
@@ -14136,7 +14136,7 @@
           </w:tcPr>
           <w:p>
             <w:pPr>
-              <w:keepNext w:val="0"/>
+              <w:keepNext/>
               <w:pageBreakBefore w:val="0"/>
               <w:widowControl/>
               <w:spacing w:lineRule="auto" w:line="240" w:before="0" w:after="0"/>
@@ -14163,7 +14163,7 @@
           </w:tcPr>
           <w:p>
             <w:pPr>
-              <w:keepNext w:val="0"/>
+              <w:keepNext/>
               <w:pageBreakBefore w:val="0"/>
               <w:widowControl/>
               <w:spacing w:lineRule="auto" w:line="240" w:before="0" w:after="0"/>
@@ -14194,7 +14194,7 @@
           </w:tcPr>
           <w:p>
             <w:pPr>
-              <w:keepNext w:val="0"/>
+              <w:keepNext/>
               <w:pageBreakBefore w:val="0"/>
               <w:widowControl/>
               <w:spacing w:lineRule="auto" w:line="240" w:before="0" w:after="0"/>
@@ -14220,7 +14220,7 @@
           </w:tcPr>
           <w:p>
             <w:pPr>
-              <w:keepNext w:val="0"/>
+              <w:keepNext/>
               <w:pageBreakBefore w:val="0"/>
               <w:widowControl/>
               <w:spacing w:lineRule="auto" w:line="240" w:before="0" w:after="0"/>
@@ -14246,7 +14246,7 @@
           </w:tcPr>
           <w:p>
             <w:pPr>
-              <w:keepNext w:val="0"/>
+              <w:keepNext/>
               <w:pageBreakBefore w:val="0"/>
               <w:widowControl/>
               <w:spacing w:lineRule="auto" w:line="240" w:before="0" w:after="0"/>
@@ -14277,7 +14277,7 @@
           </w:tcPr>
           <w:p>
             <w:pPr>
-              <w:keepNext w:val="0"/>
+              <w:keepNext/>
               <w:pageBreakBefore w:val="0"/>
               <w:widowControl/>
               <w:spacing w:lineRule="auto" w:line="240" w:before="0" w:after="0"/>
@@ -14303,7 +14303,7 @@
           </w:tcPr>
           <w:p>
             <w:pPr>
-              <w:keepNext w:val="0"/>
+              <w:keepNext/>
               <w:pageBreakBefore w:val="0"/>
               <w:widowControl/>
               <w:spacing w:lineRule="auto" w:line="240" w:before="0" w:after="0"/>
@@ -14329,7 +14329,7 @@
           </w:tcPr>
           <w:p>
             <w:pPr>
-              <w:keepNext w:val="0"/>
+              <w:keepNext/>
               <w:pageBreakBefore w:val="0"/>
               <w:widowControl/>
               <w:spacing w:lineRule="auto" w:line="240" w:before="0" w:after="0"/>
@@ -14360,7 +14360,7 @@
           </w:tcPr>
           <w:p>
             <w:pPr>
-              <w:keepNext w:val="0"/>
+              <w:keepNext/>
               <w:pageBreakBefore w:val="0"/>
               <w:widowControl/>
               <w:spacing w:lineRule="auto" w:line="240" w:before="0" w:after="0"/>
@@ -14386,7 +14386,7 @@
           </w:tcPr>
           <w:p>
             <w:pPr>
-              <w:keepNext w:val="0"/>
+              <w:keepNext/>
               <w:pageBreakBefore w:val="0"/>
               <w:widowControl/>
               <w:spacing w:lineRule="auto" w:line="240" w:before="0" w:after="0"/>
@@ -14412,7 +14412,7 @@
           </w:tcPr>
           <w:p>
             <w:pPr>
-              <w:keepNext w:val="0"/>
+              <w:keepNext/>
               <w:pageBreakBefore w:val="0"/>
               <w:widowControl/>
               <w:spacing w:lineRule="auto" w:line="240" w:before="0" w:after="0"/>
@@ -14443,7 +14443,7 @@
           </w:tcPr>
           <w:p>
             <w:pPr>
-              <w:keepNext w:val="0"/>
+              <w:keepNext/>
               <w:pageBreakBefore w:val="0"/>
               <w:widowControl/>
               <w:spacing w:lineRule="auto" w:line="240" w:before="0" w:after="0"/>
@@ -14469,7 +14469,7 @@
           </w:tcPr>
           <w:p>
             <w:pPr>
-              <w:keepNext w:val="0"/>
+              <w:keepNext/>
               <w:pageBreakBefore w:val="0"/>
               <w:widowControl/>
               <w:spacing w:lineRule="auto" w:line="240" w:before="0" w:after="0"/>
@@ -14495,7 +14495,7 @@
           </w:tcPr>
           <w:p>
             <w:pPr>
-              <w:keepNext w:val="0"/>
+              <w:keepNext/>
               <w:pageBreakBefore w:val="0"/>
               <w:widowControl/>
               <w:spacing w:lineRule="auto" w:line="240" w:before="0" w:after="0"/>
@@ -14687,7 +14687,7 @@
           </w:tcPr>
           <w:p>
             <w:pPr>
-              <w:keepNext w:val="0"/>
+              <w:keepNext/>
               <w:pageBreakBefore w:val="0"/>
               <w:widowControl/>
               <w:spacing w:lineRule="auto" w:line="240" w:before="0" w:after="0"/>
@@ -14714,7 +14714,7 @@
           </w:tcPr>
           <w:p>
             <w:pPr>
-              <w:keepNext w:val="0"/>
+              <w:keepNext/>
               <w:pageBreakBefore w:val="0"/>
               <w:widowControl/>
               <w:spacing w:lineRule="auto" w:line="240" w:before="0" w:after="0"/>
@@ -14741,7 +14741,7 @@
           </w:tcPr>
           <w:p>
             <w:pPr>
-              <w:keepNext w:val="0"/>
+              <w:keepNext/>
               <w:pageBreakBefore w:val="0"/>
               <w:widowControl/>
               <w:spacing w:lineRule="auto" w:line="240" w:before="0" w:after="0"/>
@@ -14772,7 +14772,7 @@
           </w:tcPr>
           <w:p>
             <w:pPr>
-              <w:keepNext w:val="0"/>
+              <w:keepNext/>
               <w:pageBreakBefore w:val="0"/>
               <w:widowControl/>
               <w:spacing w:lineRule="auto" w:line="240" w:before="0" w:after="0"/>
@@ -14798,7 +14798,7 @@
           </w:tcPr>
           <w:p>
             <w:pPr>
-              <w:keepNext w:val="0"/>
+              <w:keepNext/>
               <w:pageBreakBefore w:val="0"/>
               <w:widowControl/>
               <w:spacing w:lineRule="auto" w:line="240" w:before="0" w:after="0"/>
@@ -14824,7 +14824,7 @@
           </w:tcPr>
           <w:p>
             <w:pPr>
-              <w:keepNext w:val="0"/>
+              <w:keepNext/>
               <w:pageBreakBefore w:val="0"/>
               <w:widowControl/>
               <w:spacing w:lineRule="auto" w:line="240" w:before="0" w:after="0"/>
@@ -14855,7 +14855,7 @@
           </w:tcPr>
           <w:p>
             <w:pPr>
-              <w:keepNext w:val="0"/>
+              <w:keepNext/>
               <w:pageBreakBefore w:val="0"/>
               <w:widowControl/>
               <w:spacing w:lineRule="auto" w:line="240" w:before="0" w:after="0"/>
@@ -14881,7 +14881,7 @@
           </w:tcPr>
           <w:p>
             <w:pPr>
-              <w:keepNext w:val="0"/>
+              <w:keepNext/>
               <w:pageBreakBefore w:val="0"/>
               <w:widowControl/>
               <w:spacing w:lineRule="auto" w:line="240" w:before="0" w:after="0"/>
@@ -14907,7 +14907,7 @@
           </w:tcPr>
           <w:p>
             <w:pPr>
-              <w:keepNext w:val="0"/>
+              <w:keepNext/>
               <w:pageBreakBefore w:val="0"/>
               <w:widowControl/>
               <w:spacing w:lineRule="auto" w:line="240" w:before="0" w:after="0"/>
@@ -14938,7 +14938,7 @@
           </w:tcPr>
           <w:p>
             <w:pPr>
-              <w:keepNext w:val="0"/>
+              <w:keepNext/>
               <w:pageBreakBefore w:val="0"/>
               <w:widowControl/>
               <w:spacing w:lineRule="auto" w:line="240" w:before="0" w:after="0"/>
@@ -14964,7 +14964,7 @@
           </w:tcPr>
           <w:p>
             <w:pPr>
-              <w:keepNext w:val="0"/>
+              <w:keepNext/>
               <w:pageBreakBefore w:val="0"/>
               <w:widowControl/>
               <w:spacing w:lineRule="auto" w:line="240" w:before="0" w:after="0"/>
@@ -14990,7 +14990,7 @@
           </w:tcPr>
           <w:p>
             <w:pPr>
-              <w:keepNext w:val="0"/>
+              <w:keepNext/>
               <w:pageBreakBefore w:val="0"/>
               <w:widowControl/>
               <w:spacing w:lineRule="auto" w:line="240" w:before="0" w:after="0"/>
@@ -15021,7 +15021,7 @@
           </w:tcPr>
           <w:p>
             <w:pPr>
-              <w:keepNext w:val="0"/>
+              <w:keepNext/>
               <w:pageBreakBefore w:val="0"/>
               <w:widowControl/>
               <w:spacing w:lineRule="auto" w:line="240" w:before="0" w:after="0"/>
@@ -15047,7 +15047,7 @@
           </w:tcPr>
           <w:p>
             <w:pPr>
-              <w:keepNext w:val="0"/>
+              <w:keepNext/>
               <w:pageBreakBefore w:val="0"/>
               <w:widowControl/>
               <w:spacing w:lineRule="auto" w:line="240" w:before="0" w:after="0"/>
@@ -15073,7 +15073,7 @@
           </w:tcPr>
           <w:p>
             <w:pPr>
-              <w:keepNext w:val="0"/>
+              <w:keepNext/>
               <w:pageBreakBefore w:val="0"/>
               <w:widowControl/>
               <w:spacing w:lineRule="auto" w:line="240" w:before="0" w:after="0"/>
@@ -15104,7 +15104,7 @@
           </w:tcPr>
           <w:p>
             <w:pPr>
-              <w:keepNext w:val="0"/>
+              <w:keepNext/>
               <w:pageBreakBefore w:val="0"/>
               <w:widowControl/>
               <w:spacing w:lineRule="auto" w:line="240" w:before="0" w:after="0"/>
@@ -15130,7 +15130,7 @@
           </w:tcPr>
           <w:p>
             <w:pPr>
-              <w:keepNext w:val="0"/>
+              <w:keepNext/>
               <w:pageBreakBefore w:val="0"/>
               <w:widowControl/>
               <w:spacing w:lineRule="auto" w:line="240" w:before="0" w:after="0"/>
@@ -15156,7 +15156,7 @@
           </w:tcPr>
           <w:p>
             <w:pPr>
-              <w:keepNext w:val="0"/>
+              <w:keepNext/>
               <w:pageBreakBefore w:val="0"/>
               <w:widowControl/>
               <w:spacing w:lineRule="auto" w:line="240" w:before="0" w:after="0"/>
@@ -15295,7 +15295,7 @@
         <w:widowControl/>
         <w:spacing w:lineRule="auto" w:line="360" w:before="0" w:after="0"/>
         <w:ind w:firstLine="0"/>
-        <w:jc w:val="both"/>
+        <w:jc w:val="left"/>
       </w:pPr>
       <w:r>
         <w:rPr>
@@ -15314,7 +15314,7 @@
         <w:widowControl/>
         <w:spacing w:lineRule="auto" w:line="360" w:before="0" w:after="0"/>
         <w:ind w:firstLine="0"/>
-        <w:jc w:val="both"/>
+        <w:jc w:val="left"/>
       </w:pPr>
       <w:r>
         <w:rPr>
@@ -15333,7 +15333,7 @@
         <w:widowControl/>
         <w:spacing w:lineRule="auto" w:line="360" w:before="0" w:after="0"/>
         <w:ind w:firstLine="0"/>
-        <w:jc w:val="both"/>
+        <w:jc w:val="left"/>
       </w:pPr>
       <w:r>
         <w:rPr>
@@ -15352,7 +15352,7 @@
         <w:widowControl/>
         <w:spacing w:lineRule="auto" w:line="360" w:before="0" w:after="0"/>
         <w:ind w:firstLine="0"/>
-        <w:jc w:val="both"/>
+        <w:jc w:val="left"/>
       </w:pPr>
       <w:r>
         <w:rPr>
@@ -15371,7 +15371,7 @@
         <w:widowControl/>
         <w:spacing w:lineRule="auto" w:line="360" w:before="0" w:after="0"/>
         <w:ind w:firstLine="0"/>
-        <w:jc w:val="both"/>
+        <w:jc w:val="left"/>
       </w:pPr>
       <w:r>
         <w:rPr>
@@ -15390,7 +15390,7 @@
         <w:widowControl/>
         <w:spacing w:lineRule="auto" w:line="360" w:before="0" w:after="0"/>
         <w:ind w:firstLine="0"/>
-        <w:jc w:val="both"/>
+        <w:jc w:val="left"/>
       </w:pPr>
       <w:r>
         <w:rPr>
@@ -15409,7 +15409,7 @@
         <w:widowControl/>
         <w:spacing w:lineRule="auto" w:line="360" w:before="0" w:after="0"/>
         <w:ind w:firstLine="0"/>
-        <w:jc w:val="both"/>
+        <w:jc w:val="left"/>
       </w:pPr>
       <w:r>
         <w:rPr>
@@ -15428,7 +15428,7 @@
         <w:widowControl/>
         <w:spacing w:lineRule="auto" w:line="360" w:before="0" w:after="0"/>
         <w:ind w:firstLine="0"/>
-        <w:jc w:val="both"/>
+        <w:jc w:val="left"/>
       </w:pPr>
       <w:r>
         <w:rPr>
@@ -15447,7 +15447,7 @@
         <w:widowControl/>
         <w:spacing w:lineRule="auto" w:line="360" w:before="0" w:after="0"/>
         <w:ind w:firstLine="0"/>
-        <w:jc w:val="both"/>
+        <w:jc w:val="left"/>
       </w:pPr>
       <w:r>
         <w:rPr>
@@ -15466,7 +15466,7 @@
         <w:widowControl/>
         <w:spacing w:lineRule="auto" w:line="360" w:before="0" w:after="0"/>
         <w:ind w:firstLine="0"/>
-        <w:jc w:val="both"/>
+        <w:jc w:val="left"/>
       </w:pPr>
       <w:r>
         <w:rPr>
@@ -15485,7 +15485,7 @@
         <w:widowControl/>
         <w:spacing w:lineRule="auto" w:line="360" w:before="0" w:after="0"/>
         <w:ind w:firstLine="0"/>
-        <w:jc w:val="both"/>
+        <w:jc w:val="left"/>
       </w:pPr>
       <w:r>
         <w:rPr>
@@ -15504,7 +15504,7 @@
         <w:widowControl/>
         <w:spacing w:lineRule="auto" w:line="360" w:before="0" w:after="0"/>
         <w:ind w:firstLine="0"/>
-        <w:jc w:val="both"/>
+        <w:jc w:val="left"/>
       </w:pPr>
       <w:r>
         <w:rPr>
@@ -15523,7 +15523,7 @@
         <w:widowControl/>
         <w:spacing w:lineRule="auto" w:line="360" w:before="0" w:after="0"/>
         <w:ind w:firstLine="0"/>
-        <w:jc w:val="both"/>
+        <w:jc w:val="left"/>
       </w:pPr>
       <w:r>
         <w:rPr>
@@ -15542,7 +15542,7 @@
         <w:widowControl/>
         <w:spacing w:lineRule="auto" w:line="360" w:before="0" w:after="0"/>
         <w:ind w:firstLine="0"/>
-        <w:jc w:val="both"/>
+        <w:jc w:val="left"/>
       </w:pPr>
       <w:r>
         <w:rPr>
@@ -15561,7 +15561,7 @@
         <w:widowControl/>
         <w:spacing w:lineRule="auto" w:line="360" w:before="0" w:after="0"/>
         <w:ind w:firstLine="0"/>
-        <w:jc w:val="both"/>
+        <w:jc w:val="left"/>
       </w:pPr>
       <w:r>
         <w:rPr>
@@ -15580,7 +15580,7 @@
         <w:widowControl/>
         <w:spacing w:lineRule="auto" w:line="360" w:before="0" w:after="0"/>
         <w:ind w:firstLine="0"/>
-        <w:jc w:val="both"/>
+        <w:jc w:val="left"/>
       </w:pPr>
       <w:r>
         <w:rPr>
@@ -15599,7 +15599,7 @@
         <w:widowControl/>
         <w:spacing w:lineRule="auto" w:line="360" w:before="0" w:after="0"/>
         <w:ind w:firstLine="0"/>
-        <w:jc w:val="both"/>
+        <w:jc w:val="left"/>
       </w:pPr>
       <w:r>
         <w:rPr>
@@ -15618,7 +15618,7 @@
         <w:widowControl/>
         <w:spacing w:lineRule="auto" w:line="360" w:before="0" w:after="0"/>
         <w:ind w:firstLine="0"/>
-        <w:jc w:val="both"/>
+        <w:jc w:val="left"/>
       </w:pPr>
       <w:r>
         <w:rPr>

--- a/Отчетность_этап_2/Бизнес-план.docx
+++ b/Отчетность_этап_2/Бизнес-план.docx
@@ -498,7 +498,7 @@
           <w:i w:val="0"/>
           <w:sz w:val="28"/>
         </w:rPr>
-        <w:t>Рынок. Спрос на виниловые пластинки в России растёт: число покупок в 2025 году увеличилось на 15 % к 2024 году и на 32 % к 2023 году при средней цене пластинки 1 978 руб. [1, 2]; производство пластинок в стране расширяется [3, 4]. Рынок мерча и промо-продукции оценивается в 80–90 млрд руб. с ростом 15–20 % в год [5], выручка музыкального стриминга в 2025 году достигла 53,97 млрд руб. [7], крупнейшие фестивали собирают сотни тысяч зрителей [8]. Прямых аналогов продукта в России нет; зарубежные опыты съедобных пластинок (шоколадные пластинки) носили единичный характер [9, 10].</w:t>
+        <w:t>Рынок. Спрос на виниловые пластинки в России растёт: число покупок в 2025 году увеличилось на 15 % к 2024 году и на 32 % к 2023 году при средней цене пластинки 1 978 руб. [1, 2]; производство пластинок в стране расширяется [3, 4]. Рынок мерча и промо-продукции оценивается в 80–90 млрд руб. с ростом 15–⁠20 % в год [5], выручка музыкального стриминга в 2025 году достигла 53,97 млрд руб. [7], крупнейшие фестивали собирают сотни тысяч зрителей [8]. Прямых аналогов продукта в России нет; зарубежные опыты съедобных пластинок (шоколадные пластинки) носили единичный характер [9, 10].</w:t>
       </w:r>
     </w:p>
     <w:p>
@@ -1165,7 +1165,7 @@
         <w:widowControl/>
         <w:spacing w:lineRule="auto" w:line="360" w:before="0" w:after="0"/>
         <w:ind w:firstLine="709"/>
-        <w:jc w:val="both"/>
+        <w:jc w:val="left"/>
       </w:pPr>
       <w:r>
         <w:rPr>
@@ -1841,7 +1841,7 @@
         <w:widowControl/>
         <w:spacing w:lineRule="auto" w:line="360" w:before="0" w:after="0"/>
         <w:ind w:firstLine="709"/>
-        <w:jc w:val="both"/>
+        <w:jc w:val="left"/>
       </w:pPr>
       <w:r>
         <w:rPr>
@@ -1883,7 +1883,7 @@
       <w:r>
         <w:drawing>
           <wp:inline xmlns:a="http://schemas.openxmlformats.org/drawingml/2006/main" xmlns:pic="http://schemas.openxmlformats.org/drawingml/2006/picture">
-            <wp:extent cx="5940000" cy="3841200"/>
+            <wp:extent cx="5688000" cy="3678240"/>
             <wp:docPr id="1" name="Picture 1"/>
             <wp:cNvGraphicFramePr>
               <a:graphicFrameLocks noChangeAspect="1"/>
@@ -1904,7 +1904,7 @@
                   <pic:spPr>
                     <a:xfrm>
                       <a:off x="0" y="0"/>
-                      <a:ext cx="5940000" cy="3841200"/>
+                      <a:ext cx="5688000" cy="3678240"/>
                     </a:xfrm>
                     <a:prstGeom prst="rect"/>
                   </pic:spPr>
@@ -1939,7 +1939,7 @@
         <w:widowControl/>
         <w:spacing w:lineRule="auto" w:line="360" w:before="0" w:after="0"/>
         <w:ind w:firstLine="709"/>
-        <w:jc w:val="both"/>
+        <w:jc w:val="left"/>
       </w:pPr>
       <w:r>
         <w:rPr>
@@ -2052,7 +2052,7 @@
         <w:widowControl/>
         <w:spacing w:lineRule="auto" w:line="360" w:before="0" w:after="0"/>
         <w:ind w:firstLine="709"/>
-        <w:jc w:val="both"/>
+        <w:jc w:val="left"/>
       </w:pPr>
       <w:r>
         <w:rPr>
@@ -2759,7 +2759,7 @@
         <w:widowControl/>
         <w:spacing w:lineRule="auto" w:line="360" w:before="0" w:after="0"/>
         <w:ind w:firstLine="709"/>
-        <w:jc w:val="both"/>
+        <w:jc w:val="left"/>
       </w:pPr>
       <w:r>
         <w:rPr>
@@ -2786,7 +2786,7 @@
           <w:i w:val="0"/>
           <w:sz w:val="28"/>
         </w:rPr>
-        <w:t>Виниловая пластинка переживает устойчивый рост интереса: по данным «Платформы ОФД», число покупок виниловых пластинок в России в 2025 году выросло на 15 % к 2024 году и на 32 % к 2023 году, средняя цена пластинки увеличилась на 13 % и составила 1 978 руб.; покупки проигрывателей выросли на 7 % к 2024 году при средней цене 26,7 тыс. руб.; две трети продаж виниловой атрибутики приходятся на онлайн-каналы [1, 2]. Производители отмечают рост объёмов выпуска на 15–20 % в 2025 году [3]; фирма «Мелодия» возобновила выпуск пластинок на новом заводе в Новосибирске с планируемой мощностью более 100 тыс. пластинок в год [4]. Аудитория винила молодеет [2], что совпадает с аудиторией артистов, выпускающих релизы в стриминге. Показатели сведены в таблице 4.</w:t>
+        <w:t>Виниловая пластинка переживает устойчивый рост интереса: по данным «Платформы ОФД», число покупок виниловых пластинок в России в 2025 году выросло на 15 % к 2024 году и на 32 % к 2023 году, средняя цена пластинки увеличилась на 13 % и составила 1 978 руб.; покупки проигрывателей выросли на 7 % к 2024 году при средней цене 26,7 тыс. руб.; две трети продаж виниловой атрибутики приходятся на онлайн-каналы [1, 2]. Производители отмечают рост объёмов выпуска на 15–⁠20 % в 2025 году [3]; фирма «Мелодия» возобновила выпуск пластинок на новом заводе в Новосибирске с планируемой мощностью более 100 тыс. пластинок в год [4]. Аудитория винила молодеет [2], что совпадает с аудиторией артистов, выпускающих релизы в стриминге. Показатели сведены в таблице 4.</w:t>
       </w:r>
     </w:p>
     <w:p>
@@ -3380,7 +3380,7 @@
                 <w:i w:val="0"/>
                 <w:sz w:val="22"/>
               </w:rPr>
-              <w:t>+15–20 %</w:t>
+              <w:t>+15–⁠20 %</w:t>
             </w:r>
           </w:p>
         </w:tc>
@@ -3512,7 +3512,7 @@
         <w:widowControl/>
         <w:spacing w:lineRule="auto" w:line="360" w:before="0" w:after="0"/>
         <w:ind w:firstLine="709"/>
-        <w:jc w:val="both"/>
+        <w:jc w:val="left"/>
       </w:pPr>
       <w:r>
         <w:rPr>
@@ -3539,7 +3539,7 @@
           <w:i w:val="0"/>
           <w:sz w:val="28"/>
         </w:rPr>
-        <w:t>Продукт относится к рынку мерча и промо-продукции, который по оценке Portobello составил 80–90 млрд руб. по итогам 2024 года с ростом 15–20 % за год [5]; рынок промоиндустрии в 2025 году оценивается примерно в 61 млрд руб., а ключевой тренд – кастомизация и креативные изделия, делающие базовый продукт уникальным [6]. Спрос со стороны музыкальной индустрии подтверждается ростом стриминга: выручка музыкальных стримингов в России в 2025 году выросла на 35,2 % и достигла 53,97 млрд руб. [7]; фестивальная аудитория исчисляется сотнями тысяч: VK Fest 2025 прошёл в пяти городах, собрал 205 тыс. гостей и 295 исполнителей [8], а мерч является штатной частью фестивальной программы. Показатели смежных рынков приведены в таблице 5.</w:t>
+        <w:t>Продукт относится к рынку мерча и промо-продукции, который по оценке Portobello составил 80–90 млрд руб. по итогам 2024 года с ростом 15–⁠20 % за год [5]; рынок промоиндустрии в 2025 году оценивается примерно в 61 млрд руб., а ключевой тренд – кастомизация и креативные изделия, делающие базовый продукт уникальным [6]. Спрос со стороны музыкальной индустрии подтверждается ростом стриминга: выручка музыкальных стримингов в России в 2025 году выросла на 35,2 % и достигла 53,97 млрд руб. [7]; фестивальная аудитория исчисляется сотнями тысяч: VK Fest 2025 прошёл в пяти городах, собрал 205 тыс. гостей и 295 исполнителей [8], а мерч является штатной частью фестивальной программы. Показатели смежных рынков приведены в таблице 5.</w:t>
       </w:r>
     </w:p>
     <w:p>
@@ -3718,7 +3718,7 @@
                 <w:i w:val="0"/>
                 <w:sz w:val="22"/>
               </w:rPr>
-              <w:t>80–90 млрд руб.; рост 15–20 % в год</w:t>
+              <w:t>80–90 млрд руб.; рост 15–⁠20 % в год</w:t>
             </w:r>
           </w:p>
         </w:tc>
@@ -4016,7 +4016,7 @@
         <w:widowControl/>
         <w:spacing w:lineRule="auto" w:line="360" w:before="0" w:after="0"/>
         <w:ind w:firstLine="709"/>
-        <w:jc w:val="both"/>
+        <w:jc w:val="left"/>
       </w:pPr>
       <w:r>
         <w:rPr>
@@ -4652,7 +4652,7 @@
         <w:widowControl/>
         <w:spacing w:lineRule="auto" w:line="360" w:before="0" w:after="0"/>
         <w:ind w:firstLine="709"/>
-        <w:jc w:val="both"/>
+        <w:jc w:val="left"/>
       </w:pPr>
       <w:r>
         <w:rPr>
@@ -5288,7 +5288,7 @@
         <w:widowControl/>
         <w:spacing w:lineRule="auto" w:line="360" w:before="0" w:after="0"/>
         <w:ind w:firstLine="709"/>
-        <w:jc w:val="both"/>
+        <w:jc w:val="left"/>
       </w:pPr>
       <w:r>
         <w:rPr>
@@ -5621,7 +5621,7 @@
         <w:widowControl/>
         <w:spacing w:lineRule="auto" w:line="360" w:before="0" w:after="0"/>
         <w:ind w:firstLine="709"/>
-        <w:jc w:val="both"/>
+        <w:jc w:val="left"/>
       </w:pPr>
       <w:r>
         <w:rPr>
@@ -5658,7 +5658,7 @@
         <w:widowControl/>
         <w:spacing w:lineRule="auto" w:line="360" w:before="0" w:after="0"/>
         <w:ind w:firstLine="709"/>
-        <w:jc w:val="both"/>
+        <w:jc w:val="left"/>
       </w:pPr>
       <w:r>
         <w:rPr>
@@ -5700,7 +5700,7 @@
       <w:r>
         <w:drawing>
           <wp:inline xmlns:a="http://schemas.openxmlformats.org/drawingml/2006/main" xmlns:pic="http://schemas.openxmlformats.org/drawingml/2006/picture">
-            <wp:extent cx="5940000" cy="3436062"/>
+            <wp:extent cx="5688000" cy="3290289"/>
             <wp:docPr id="2" name="Picture 2"/>
             <wp:cNvGraphicFramePr>
               <a:graphicFrameLocks noChangeAspect="1"/>
@@ -5721,7 +5721,7 @@
                   <pic:spPr>
                     <a:xfrm>
                       <a:off x="0" y="0"/>
-                      <a:ext cx="5940000" cy="3436062"/>
+                      <a:ext cx="5688000" cy="3290289"/>
                     </a:xfrm>
                     <a:prstGeom prst="rect"/>
                   </pic:spPr>
@@ -6682,7 +6682,7 @@
         <w:widowControl/>
         <w:spacing w:lineRule="auto" w:line="360" w:before="0" w:after="0"/>
         <w:ind w:firstLine="709"/>
-        <w:jc w:val="both"/>
+        <w:jc w:val="left"/>
       </w:pPr>
       <w:r>
         <w:rPr>
@@ -7318,7 +7318,7 @@
         <w:widowControl/>
         <w:spacing w:lineRule="auto" w:line="360" w:before="0" w:after="0"/>
         <w:ind w:firstLine="709"/>
-        <w:jc w:val="both"/>
+        <w:jc w:val="left"/>
       </w:pPr>
       <w:r>
         <w:rPr>
@@ -7840,7 +7840,7 @@
         <w:widowControl/>
         <w:spacing w:lineRule="auto" w:line="360" w:before="0" w:after="0"/>
         <w:ind w:firstLine="709"/>
-        <w:jc w:val="both"/>
+        <w:jc w:val="left"/>
       </w:pPr>
       <w:r>
         <w:rPr>
@@ -9013,7 +9013,7 @@
         <w:widowControl/>
         <w:spacing w:lineRule="auto" w:line="360" w:before="0" w:after="0"/>
         <w:ind w:firstLine="709"/>
-        <w:jc w:val="both"/>
+        <w:jc w:val="left"/>
       </w:pPr>
       <w:r>
         <w:rPr>
@@ -9758,7 +9758,7 @@
         <w:widowControl/>
         <w:spacing w:lineRule="auto" w:line="360" w:before="0" w:after="0"/>
         <w:ind w:firstLine="709"/>
-        <w:jc w:val="both"/>
+        <w:jc w:val="left"/>
       </w:pPr>
       <w:r>
         <w:rPr>
@@ -9795,7 +9795,7 @@
         <w:widowControl/>
         <w:spacing w:lineRule="auto" w:line="360" w:before="0" w:after="0"/>
         <w:ind w:firstLine="709"/>
-        <w:jc w:val="both"/>
+        <w:jc w:val="left"/>
       </w:pPr>
       <w:r>
         <w:rPr>
@@ -10299,7 +10299,7 @@
         <w:widowControl/>
         <w:spacing w:lineRule="auto" w:line="360" w:before="0" w:after="0"/>
         <w:ind w:firstLine="709"/>
-        <w:jc w:val="both"/>
+        <w:jc w:val="left"/>
       </w:pPr>
       <w:r>
         <w:rPr>
@@ -10904,7 +10904,7 @@
         <w:widowControl/>
         <w:spacing w:lineRule="auto" w:line="360" w:before="0" w:after="0"/>
         <w:ind w:firstLine="709"/>
-        <w:jc w:val="both"/>
+        <w:jc w:val="left"/>
       </w:pPr>
       <w:r>
         <w:rPr>
@@ -12207,7 +12207,7 @@
         <w:widowControl/>
         <w:spacing w:lineRule="auto" w:line="360" w:before="0" w:after="0"/>
         <w:ind w:firstLine="709"/>
-        <w:jc w:val="both"/>
+        <w:jc w:val="left"/>
       </w:pPr>
       <w:r>
         <w:rPr>
@@ -13110,7 +13110,7 @@
         <w:widowControl/>
         <w:spacing w:lineRule="auto" w:line="360" w:before="0" w:after="0"/>
         <w:ind w:firstLine="709"/>
-        <w:jc w:val="both"/>
+        <w:jc w:val="left"/>
       </w:pPr>
       <w:r>
         <w:rPr>
@@ -14029,7 +14029,7 @@
         <w:widowControl/>
         <w:spacing w:lineRule="auto" w:line="360" w:before="0" w:after="0"/>
         <w:ind w:firstLine="709"/>
-        <w:jc w:val="both"/>
+        <w:jc w:val="left"/>
       </w:pPr>
       <w:r>
         <w:rPr>
@@ -14607,7 +14607,7 @@
         <w:widowControl/>
         <w:spacing w:lineRule="auto" w:line="360" w:before="0" w:after="0"/>
         <w:ind w:firstLine="709"/>
-        <w:jc w:val="both"/>
+        <w:jc w:val="left"/>
       </w:pPr>
       <w:r>
         <w:rPr>

--- a/Отчетность_этап_2/Бизнес-план.docx
+++ b/Отчетность_этап_2/Бизнес-план.docx
@@ -543,14 +543,13 @@
         <w:tblW w:type="auto" w:w="0"/>
         <w:jc w:val="center"/>
         <w:tblLayout w:type="fixed"/>
-        <w:tblLook w:firstColumn="1" w:firstRow="1" w:lastColumn="0" w:lastRow="0" w:noHBand="0" w:noVBand="1" w:val="04A0"/>
         <w:tblCellMar>
           <w:top w:w="40" w:type="dxa"/>
           <w:start w:w="60" w:type="dxa"/>
           <w:bottom w:w="40" w:type="dxa"/>
           <w:end w:w="60" w:type="dxa"/>
         </w:tblCellMar>
-        <w:tblLayout w:type="fixed"/>
+        <w:tblLook w:firstColumn="1" w:firstRow="1" w:lastColumn="0" w:lastRow="0" w:noHBand="0" w:noVBand="1" w:val="04A0"/>
       </w:tblPr>
       <w:tblGrid>
         <w:gridCol w:w="3402"/>
@@ -564,8 +563,8 @@
         <w:tc>
           <w:tcPr>
             <w:tcW w:type="dxa" w:w="3402"/>
-            <w:vAlign w:val="center"/>
             <w:shd w:val="clear" w:color="auto" w:fill="E7E6E6"/>
+            <w:vAlign w:val="center"/>
           </w:tcPr>
           <w:p>
             <w:pPr>
@@ -591,8 +590,8 @@
         <w:tc>
           <w:tcPr>
             <w:tcW w:type="dxa" w:w="5953"/>
-            <w:vAlign w:val="center"/>
             <w:shd w:val="clear" w:color="auto" w:fill="E7E6E6"/>
+            <w:vAlign w:val="center"/>
           </w:tcPr>
           <w:p>
             <w:pPr>
@@ -1237,14 +1236,13 @@
         <w:tblW w:type="auto" w:w="0"/>
         <w:jc w:val="center"/>
         <w:tblLayout w:type="fixed"/>
-        <w:tblLook w:firstColumn="1" w:firstRow="1" w:lastColumn="0" w:lastRow="0" w:noHBand="0" w:noVBand="1" w:val="04A0"/>
         <w:tblCellMar>
           <w:top w:w="40" w:type="dxa"/>
           <w:start w:w="60" w:type="dxa"/>
           <w:bottom w:w="40" w:type="dxa"/>
           <w:end w:w="60" w:type="dxa"/>
         </w:tblCellMar>
-        <w:tblLayout w:type="fixed"/>
+        <w:tblLook w:firstColumn="1" w:firstRow="1" w:lastColumn="0" w:lastRow="0" w:noHBand="0" w:noVBand="1" w:val="04A0"/>
       </w:tblPr>
       <w:tblGrid>
         <w:gridCol w:w="2551"/>
@@ -1258,8 +1256,8 @@
         <w:tc>
           <w:tcPr>
             <w:tcW w:type="dxa" w:w="2551"/>
-            <w:vAlign w:val="center"/>
             <w:shd w:val="clear" w:color="auto" w:fill="E7E6E6"/>
+            <w:vAlign w:val="center"/>
           </w:tcPr>
           <w:p>
             <w:pPr>
@@ -1285,8 +1283,8 @@
         <w:tc>
           <w:tcPr>
             <w:tcW w:type="dxa" w:w="6803"/>
-            <w:vAlign w:val="center"/>
             <w:shd w:val="clear" w:color="auto" w:fill="E7E6E6"/>
+            <w:vAlign w:val="center"/>
           </w:tcPr>
           <w:p>
             <w:pPr>
@@ -2105,14 +2103,13 @@
         <w:tblW w:type="auto" w:w="0"/>
         <w:jc w:val="center"/>
         <w:tblLayout w:type="fixed"/>
-        <w:tblLook w:firstColumn="1" w:firstRow="1" w:lastColumn="0" w:lastRow="0" w:noHBand="0" w:noVBand="1" w:val="04A0"/>
         <w:tblCellMar>
           <w:top w:w="40" w:type="dxa"/>
           <w:start w:w="60" w:type="dxa"/>
           <w:bottom w:w="40" w:type="dxa"/>
           <w:end w:w="60" w:type="dxa"/>
         </w:tblCellMar>
-        <w:tblLayout w:type="fixed"/>
+        <w:tblLook w:firstColumn="1" w:firstRow="1" w:lastColumn="0" w:lastRow="0" w:noHBand="0" w:noVBand="1" w:val="04A0"/>
       </w:tblPr>
       <w:tblGrid>
         <w:gridCol w:w="2154"/>
@@ -2127,8 +2124,8 @@
         <w:tc>
           <w:tcPr>
             <w:tcW w:type="dxa" w:w="2154"/>
-            <w:vAlign w:val="center"/>
             <w:shd w:val="clear" w:color="auto" w:fill="E7E6E6"/>
+            <w:vAlign w:val="center"/>
           </w:tcPr>
           <w:p>
             <w:pPr>
@@ -2154,8 +2151,8 @@
         <w:tc>
           <w:tcPr>
             <w:tcW w:type="dxa" w:w="3628"/>
-            <w:vAlign w:val="center"/>
             <w:shd w:val="clear" w:color="auto" w:fill="E7E6E6"/>
+            <w:vAlign w:val="center"/>
           </w:tcPr>
           <w:p>
             <w:pPr>
@@ -2181,8 +2178,8 @@
         <w:tc>
           <w:tcPr>
             <w:tcW w:type="dxa" w:w="3572"/>
-            <w:vAlign w:val="center"/>
             <w:shd w:val="clear" w:color="auto" w:fill="E7E6E6"/>
+            <w:vAlign w:val="center"/>
           </w:tcPr>
           <w:p>
             <w:pPr>
@@ -2812,14 +2809,13 @@
         <w:tblW w:type="auto" w:w="0"/>
         <w:jc w:val="center"/>
         <w:tblLayout w:type="fixed"/>
-        <w:tblLook w:firstColumn="1" w:firstRow="1" w:lastColumn="0" w:lastRow="0" w:noHBand="0" w:noVBand="1" w:val="04A0"/>
         <w:tblCellMar>
           <w:top w:w="40" w:type="dxa"/>
           <w:start w:w="60" w:type="dxa"/>
           <w:bottom w:w="40" w:type="dxa"/>
           <w:end w:w="60" w:type="dxa"/>
         </w:tblCellMar>
-        <w:tblLayout w:type="fixed"/>
+        <w:tblLook w:firstColumn="1" w:firstRow="1" w:lastColumn="0" w:lastRow="0" w:noHBand="0" w:noVBand="1" w:val="04A0"/>
       </w:tblPr>
       <w:tblGrid>
         <w:gridCol w:w="4252"/>
@@ -2834,8 +2830,8 @@
         <w:tc>
           <w:tcPr>
             <w:tcW w:type="dxa" w:w="4252"/>
-            <w:vAlign w:val="center"/>
             <w:shd w:val="clear" w:color="auto" w:fill="E7E6E6"/>
+            <w:vAlign w:val="center"/>
           </w:tcPr>
           <w:p>
             <w:pPr>
@@ -2861,8 +2857,8 @@
         <w:tc>
           <w:tcPr>
             <w:tcW w:type="dxa" w:w="3118"/>
-            <w:vAlign w:val="center"/>
             <w:shd w:val="clear" w:color="auto" w:fill="E7E6E6"/>
+            <w:vAlign w:val="center"/>
           </w:tcPr>
           <w:p>
             <w:pPr>
@@ -2888,8 +2884,8 @@
         <w:tc>
           <w:tcPr>
             <w:tcW w:type="dxa" w:w="1984"/>
-            <w:vAlign w:val="center"/>
             <w:shd w:val="clear" w:color="auto" w:fill="E7E6E6"/>
+            <w:vAlign w:val="center"/>
           </w:tcPr>
           <w:p>
             <w:pPr>
@@ -3565,14 +3561,13 @@
         <w:tblW w:type="auto" w:w="0"/>
         <w:jc w:val="center"/>
         <w:tblLayout w:type="fixed"/>
-        <w:tblLook w:firstColumn="1" w:firstRow="1" w:lastColumn="0" w:lastRow="0" w:noHBand="0" w:noVBand="1" w:val="04A0"/>
         <w:tblCellMar>
           <w:top w:w="40" w:type="dxa"/>
           <w:start w:w="60" w:type="dxa"/>
           <w:bottom w:w="40" w:type="dxa"/>
           <w:end w:w="60" w:type="dxa"/>
         </w:tblCellMar>
-        <w:tblLayout w:type="fixed"/>
+        <w:tblLook w:firstColumn="1" w:firstRow="1" w:lastColumn="0" w:lastRow="0" w:noHBand="0" w:noVBand="1" w:val="04A0"/>
       </w:tblPr>
       <w:tblGrid>
         <w:gridCol w:w="3685"/>
@@ -3587,8 +3582,8 @@
         <w:tc>
           <w:tcPr>
             <w:tcW w:type="dxa" w:w="3685"/>
-            <w:vAlign w:val="center"/>
             <w:shd w:val="clear" w:color="auto" w:fill="E7E6E6"/>
+            <w:vAlign w:val="center"/>
           </w:tcPr>
           <w:p>
             <w:pPr>
@@ -3614,8 +3609,8 @@
         <w:tc>
           <w:tcPr>
             <w:tcW w:type="dxa" w:w="3969"/>
-            <w:vAlign w:val="center"/>
             <w:shd w:val="clear" w:color="auto" w:fill="E7E6E6"/>
+            <w:vAlign w:val="center"/>
           </w:tcPr>
           <w:p>
             <w:pPr>
@@ -3641,8 +3636,8 @@
         <w:tc>
           <w:tcPr>
             <w:tcW w:type="dxa" w:w="1701"/>
-            <w:vAlign w:val="center"/>
             <w:shd w:val="clear" w:color="auto" w:fill="E7E6E6"/>
+            <w:vAlign w:val="center"/>
           </w:tcPr>
           <w:p>
             <w:pPr>
@@ -4069,14 +4064,13 @@
         <w:tblW w:type="auto" w:w="0"/>
         <w:jc w:val="center"/>
         <w:tblLayout w:type="fixed"/>
-        <w:tblLook w:firstColumn="1" w:firstRow="1" w:lastColumn="0" w:lastRow="0" w:noHBand="0" w:noVBand="1" w:val="04A0"/>
         <w:tblCellMar>
           <w:top w:w="40" w:type="dxa"/>
           <w:start w:w="60" w:type="dxa"/>
           <w:bottom w:w="40" w:type="dxa"/>
           <w:end w:w="60" w:type="dxa"/>
         </w:tblCellMar>
-        <w:tblLayout w:type="fixed"/>
+        <w:tblLook w:firstColumn="1" w:firstRow="1" w:lastColumn="0" w:lastRow="0" w:noHBand="0" w:noVBand="1" w:val="04A0"/>
       </w:tblPr>
       <w:tblGrid>
         <w:gridCol w:w="1814"/>
@@ -4092,8 +4086,8 @@
         <w:tc>
           <w:tcPr>
             <w:tcW w:type="dxa" w:w="1814"/>
-            <w:vAlign w:val="center"/>
             <w:shd w:val="clear" w:color="auto" w:fill="E7E6E6"/>
+            <w:vAlign w:val="center"/>
           </w:tcPr>
           <w:p>
             <w:pPr>
@@ -4119,8 +4113,8 @@
         <w:tc>
           <w:tcPr>
             <w:tcW w:type="dxa" w:w="3118"/>
-            <w:vAlign w:val="center"/>
             <w:shd w:val="clear" w:color="auto" w:fill="E7E6E6"/>
+            <w:vAlign w:val="center"/>
           </w:tcPr>
           <w:p>
             <w:pPr>
@@ -4146,8 +4140,8 @@
         <w:tc>
           <w:tcPr>
             <w:tcW w:type="dxa" w:w="2268"/>
-            <w:vAlign w:val="center"/>
             <w:shd w:val="clear" w:color="auto" w:fill="E7E6E6"/>
+            <w:vAlign w:val="center"/>
           </w:tcPr>
           <w:p>
             <w:pPr>
@@ -4173,8 +4167,8 @@
         <w:tc>
           <w:tcPr>
             <w:tcW w:type="dxa" w:w="2154"/>
-            <w:vAlign w:val="center"/>
             <w:shd w:val="clear" w:color="auto" w:fill="E7E6E6"/>
+            <w:vAlign w:val="center"/>
           </w:tcPr>
           <w:p>
             <w:pPr>
@@ -4705,14 +4699,13 @@
         <w:tblW w:type="auto" w:w="0"/>
         <w:jc w:val="center"/>
         <w:tblLayout w:type="fixed"/>
-        <w:tblLook w:firstColumn="1" w:firstRow="1" w:lastColumn="0" w:lastRow="0" w:noHBand="0" w:noVBand="1" w:val="04A0"/>
         <w:tblCellMar>
           <w:top w:w="40" w:type="dxa"/>
           <w:start w:w="60" w:type="dxa"/>
           <w:bottom w:w="40" w:type="dxa"/>
           <w:end w:w="60" w:type="dxa"/>
         </w:tblCellMar>
-        <w:tblLayout w:type="fixed"/>
+        <w:tblLook w:firstColumn="1" w:firstRow="1" w:lastColumn="0" w:lastRow="0" w:noHBand="0" w:noVBand="1" w:val="04A0"/>
       </w:tblPr>
       <w:tblGrid>
         <w:gridCol w:w="1984"/>
@@ -4728,8 +4721,8 @@
         <w:tc>
           <w:tcPr>
             <w:tcW w:type="dxa" w:w="1984"/>
-            <w:vAlign w:val="center"/>
             <w:shd w:val="clear" w:color="auto" w:fill="E7E6E6"/>
+            <w:vAlign w:val="center"/>
           </w:tcPr>
           <w:p>
             <w:pPr>
@@ -4755,8 +4748,8 @@
         <w:tc>
           <w:tcPr>
             <w:tcW w:type="dxa" w:w="2268"/>
-            <w:vAlign w:val="center"/>
             <w:shd w:val="clear" w:color="auto" w:fill="E7E6E6"/>
+            <w:vAlign w:val="center"/>
           </w:tcPr>
           <w:p>
             <w:pPr>
@@ -4782,8 +4775,8 @@
         <w:tc>
           <w:tcPr>
             <w:tcW w:type="dxa" w:w="2381"/>
-            <w:vAlign w:val="center"/>
             <w:shd w:val="clear" w:color="auto" w:fill="E7E6E6"/>
+            <w:vAlign w:val="center"/>
           </w:tcPr>
           <w:p>
             <w:pPr>
@@ -4809,8 +4802,8 @@
         <w:tc>
           <w:tcPr>
             <w:tcW w:type="dxa" w:w="2721"/>
-            <w:vAlign w:val="center"/>
             <w:shd w:val="clear" w:color="auto" w:fill="E7E6E6"/>
+            <w:vAlign w:val="center"/>
           </w:tcPr>
           <w:p>
             <w:pPr>
@@ -5341,14 +5334,13 @@
         <w:tblW w:type="auto" w:w="0"/>
         <w:jc w:val="center"/>
         <w:tblLayout w:type="fixed"/>
-        <w:tblLook w:firstColumn="1" w:firstRow="1" w:lastColumn="0" w:lastRow="0" w:noHBand="0" w:noVBand="1" w:val="04A0"/>
         <w:tblCellMar>
           <w:top w:w="40" w:type="dxa"/>
           <w:start w:w="60" w:type="dxa"/>
           <w:bottom w:w="40" w:type="dxa"/>
           <w:end w:w="60" w:type="dxa"/>
         </w:tblCellMar>
-        <w:tblLayout w:type="fixed"/>
+        <w:tblLook w:firstColumn="1" w:firstRow="1" w:lastColumn="0" w:lastRow="0" w:noHBand="0" w:noVBand="1" w:val="04A0"/>
       </w:tblPr>
       <w:tblGrid>
         <w:gridCol w:w="4649"/>
@@ -5362,8 +5354,8 @@
         <w:tc>
           <w:tcPr>
             <w:tcW w:type="dxa" w:w="4649"/>
-            <w:vAlign w:val="center"/>
             <w:shd w:val="clear" w:color="auto" w:fill="E7E6E6"/>
+            <w:vAlign w:val="center"/>
           </w:tcPr>
           <w:p>
             <w:pPr>
@@ -5389,8 +5381,8 @@
         <w:tc>
           <w:tcPr>
             <w:tcW w:type="dxa" w:w="4706"/>
-            <w:vAlign w:val="center"/>
             <w:shd w:val="clear" w:color="auto" w:fill="E7E6E6"/>
+            <w:vAlign w:val="center"/>
           </w:tcPr>
           <w:p>
             <w:pPr>
@@ -5772,14 +5764,13 @@
         <w:tblW w:type="auto" w:w="0"/>
         <w:jc w:val="center"/>
         <w:tblLayout w:type="fixed"/>
-        <w:tblLook w:firstColumn="1" w:firstRow="1" w:lastColumn="0" w:lastRow="0" w:noHBand="0" w:noVBand="1" w:val="04A0"/>
         <w:tblCellMar>
           <w:top w:w="40" w:type="dxa"/>
           <w:start w:w="60" w:type="dxa"/>
           <w:bottom w:w="40" w:type="dxa"/>
           <w:end w:w="60" w:type="dxa"/>
         </w:tblCellMar>
-        <w:tblLayout w:type="fixed"/>
+        <w:tblLook w:firstColumn="1" w:firstRow="1" w:lastColumn="0" w:lastRow="0" w:noHBand="0" w:noVBand="1" w:val="04A0"/>
       </w:tblPr>
       <w:tblGrid>
         <w:gridCol w:w="2268"/>
@@ -5795,8 +5786,8 @@
         <w:tc>
           <w:tcPr>
             <w:tcW w:type="dxa" w:w="2268"/>
-            <w:vAlign w:val="center"/>
             <w:shd w:val="clear" w:color="auto" w:fill="E7E6E6"/>
+            <w:vAlign w:val="center"/>
           </w:tcPr>
           <w:p>
             <w:pPr>
@@ -5822,8 +5813,8 @@
         <w:tc>
           <w:tcPr>
             <w:tcW w:type="dxa" w:w="2835"/>
-            <w:vAlign w:val="center"/>
             <w:shd w:val="clear" w:color="auto" w:fill="E7E6E6"/>
+            <w:vAlign w:val="center"/>
           </w:tcPr>
           <w:p>
             <w:pPr>
@@ -5849,8 +5840,8 @@
         <w:tc>
           <w:tcPr>
             <w:tcW w:type="dxa" w:w="2268"/>
-            <w:vAlign w:val="center"/>
             <w:shd w:val="clear" w:color="auto" w:fill="E7E6E6"/>
+            <w:vAlign w:val="center"/>
           </w:tcPr>
           <w:p>
             <w:pPr>
@@ -5876,8 +5867,8 @@
         <w:tc>
           <w:tcPr>
             <w:tcW w:type="dxa" w:w="1984"/>
-            <w:vAlign w:val="center"/>
             <w:shd w:val="clear" w:color="auto" w:fill="E7E6E6"/>
+            <w:vAlign w:val="center"/>
           </w:tcPr>
           <w:p>
             <w:pPr>
@@ -6735,14 +6726,13 @@
         <w:tblW w:type="auto" w:w="0"/>
         <w:jc w:val="center"/>
         <w:tblLayout w:type="fixed"/>
-        <w:tblLook w:firstColumn="1" w:firstRow="1" w:lastColumn="0" w:lastRow="0" w:noHBand="0" w:noVBand="1" w:val="04A0"/>
         <w:tblCellMar>
           <w:top w:w="40" w:type="dxa"/>
           <w:start w:w="60" w:type="dxa"/>
           <w:bottom w:w="40" w:type="dxa"/>
           <w:end w:w="60" w:type="dxa"/>
         </w:tblCellMar>
-        <w:tblLayout w:type="fixed"/>
+        <w:tblLook w:firstColumn="1" w:firstRow="1" w:lastColumn="0" w:lastRow="0" w:noHBand="0" w:noVBand="1" w:val="04A0"/>
       </w:tblPr>
       <w:tblGrid>
         <w:gridCol w:w="3402"/>
@@ -6758,8 +6748,8 @@
         <w:tc>
           <w:tcPr>
             <w:tcW w:type="dxa" w:w="3402"/>
-            <w:vAlign w:val="center"/>
             <w:shd w:val="clear" w:color="auto" w:fill="E7E6E6"/>
+            <w:vAlign w:val="center"/>
           </w:tcPr>
           <w:p>
             <w:pPr>
@@ -6785,8 +6775,8 @@
         <w:tc>
           <w:tcPr>
             <w:tcW w:type="dxa" w:w="1814"/>
-            <w:vAlign w:val="center"/>
             <w:shd w:val="clear" w:color="auto" w:fill="E7E6E6"/>
+            <w:vAlign w:val="center"/>
           </w:tcPr>
           <w:p>
             <w:pPr>
@@ -6812,8 +6802,8 @@
         <w:tc>
           <w:tcPr>
             <w:tcW w:type="dxa" w:w="2381"/>
-            <w:vAlign w:val="center"/>
             <w:shd w:val="clear" w:color="auto" w:fill="E7E6E6"/>
+            <w:vAlign w:val="center"/>
           </w:tcPr>
           <w:p>
             <w:pPr>
@@ -6839,8 +6829,8 @@
         <w:tc>
           <w:tcPr>
             <w:tcW w:type="dxa" w:w="1757"/>
-            <w:vAlign w:val="center"/>
             <w:shd w:val="clear" w:color="auto" w:fill="E7E6E6"/>
+            <w:vAlign w:val="center"/>
           </w:tcPr>
           <w:p>
             <w:pPr>
@@ -7371,14 +7361,13 @@
         <w:tblW w:type="auto" w:w="0"/>
         <w:jc w:val="center"/>
         <w:tblLayout w:type="fixed"/>
-        <w:tblLook w:firstColumn="1" w:firstRow="1" w:lastColumn="0" w:lastRow="0" w:noHBand="0" w:noVBand="1" w:val="04A0"/>
         <w:tblCellMar>
           <w:top w:w="40" w:type="dxa"/>
           <w:start w:w="60" w:type="dxa"/>
           <w:bottom w:w="40" w:type="dxa"/>
           <w:end w:w="60" w:type="dxa"/>
         </w:tblCellMar>
-        <w:tblLayout w:type="fixed"/>
+        <w:tblLook w:firstColumn="1" w:firstRow="1" w:lastColumn="0" w:lastRow="0" w:noHBand="0" w:noVBand="1" w:val="04A0"/>
       </w:tblPr>
       <w:tblGrid>
         <w:gridCol w:w="1417"/>
@@ -7393,8 +7382,8 @@
         <w:tc>
           <w:tcPr>
             <w:tcW w:type="dxa" w:w="1417"/>
-            <w:vAlign w:val="center"/>
             <w:shd w:val="clear" w:color="auto" w:fill="E7E6E6"/>
+            <w:vAlign w:val="center"/>
           </w:tcPr>
           <w:p>
             <w:pPr>
@@ -7420,8 +7409,8 @@
         <w:tc>
           <w:tcPr>
             <w:tcW w:type="dxa" w:w="5386"/>
-            <w:vAlign w:val="center"/>
             <w:shd w:val="clear" w:color="auto" w:fill="E7E6E6"/>
+            <w:vAlign w:val="center"/>
           </w:tcPr>
           <w:p>
             <w:pPr>
@@ -7447,8 +7436,8 @@
         <w:tc>
           <w:tcPr>
             <w:tcW w:type="dxa" w:w="2551"/>
-            <w:vAlign w:val="center"/>
             <w:shd w:val="clear" w:color="auto" w:fill="E7E6E6"/>
+            <w:vAlign w:val="center"/>
           </w:tcPr>
           <w:p>
             <w:pPr>
@@ -7893,14 +7882,13 @@
         <w:tblW w:type="auto" w:w="0"/>
         <w:jc w:val="center"/>
         <w:tblLayout w:type="fixed"/>
-        <w:tblLook w:firstColumn="1" w:firstRow="1" w:lastColumn="0" w:lastRow="0" w:noHBand="0" w:noVBand="1" w:val="04A0"/>
         <w:tblCellMar>
           <w:top w:w="40" w:type="dxa"/>
           <w:start w:w="60" w:type="dxa"/>
           <w:bottom w:w="40" w:type="dxa"/>
           <w:end w:w="60" w:type="dxa"/>
         </w:tblCellMar>
-        <w:tblLayout w:type="fixed"/>
+        <w:tblLook w:firstColumn="1" w:firstRow="1" w:lastColumn="0" w:lastRow="0" w:noHBand="0" w:noVBand="1" w:val="04A0"/>
       </w:tblPr>
       <w:tblGrid>
         <w:gridCol w:w="2154"/>
@@ -7917,8 +7905,8 @@
         <w:tc>
           <w:tcPr>
             <w:tcW w:type="dxa" w:w="2154"/>
-            <w:vAlign w:val="center"/>
             <w:shd w:val="clear" w:color="auto" w:fill="E7E6E6"/>
+            <w:vAlign w:val="center"/>
           </w:tcPr>
           <w:p>
             <w:pPr>
@@ -7944,8 +7932,8 @@
         <w:tc>
           <w:tcPr>
             <w:tcW w:type="dxa" w:w="2381"/>
-            <w:vAlign w:val="center"/>
             <w:shd w:val="clear" w:color="auto" w:fill="E7E6E6"/>
+            <w:vAlign w:val="center"/>
           </w:tcPr>
           <w:p>
             <w:pPr>
@@ -7971,8 +7959,8 @@
         <w:tc>
           <w:tcPr>
             <w:tcW w:type="dxa" w:w="1417"/>
-            <w:vAlign w:val="center"/>
             <w:shd w:val="clear" w:color="auto" w:fill="E7E6E6"/>
+            <w:vAlign w:val="center"/>
           </w:tcPr>
           <w:p>
             <w:pPr>
@@ -7998,8 +7986,8 @@
         <w:tc>
           <w:tcPr>
             <w:tcW w:type="dxa" w:w="1814"/>
-            <w:vAlign w:val="center"/>
             <w:shd w:val="clear" w:color="auto" w:fill="E7E6E6"/>
+            <w:vAlign w:val="center"/>
           </w:tcPr>
           <w:p>
             <w:pPr>
@@ -8025,8 +8013,8 @@
         <w:tc>
           <w:tcPr>
             <w:tcW w:type="dxa" w:w="1587"/>
-            <w:vAlign w:val="center"/>
             <w:shd w:val="clear" w:color="auto" w:fill="E7E6E6"/>
+            <w:vAlign w:val="center"/>
           </w:tcPr>
           <w:p>
             <w:pPr>
@@ -9066,14 +9054,13 @@
         <w:tblW w:type="auto" w:w="0"/>
         <w:jc w:val="center"/>
         <w:tblLayout w:type="fixed"/>
-        <w:tblLook w:firstColumn="1" w:firstRow="1" w:lastColumn="0" w:lastRow="0" w:noHBand="0" w:noVBand="1" w:val="04A0"/>
         <w:tblCellMar>
           <w:top w:w="40" w:type="dxa"/>
           <w:start w:w="60" w:type="dxa"/>
           <w:bottom w:w="40" w:type="dxa"/>
           <w:end w:w="60" w:type="dxa"/>
         </w:tblCellMar>
-        <w:tblLayout w:type="fixed"/>
+        <w:tblLook w:firstColumn="1" w:firstRow="1" w:lastColumn="0" w:lastRow="0" w:noHBand="0" w:noVBand="1" w:val="04A0"/>
       </w:tblPr>
       <w:tblGrid>
         <w:gridCol w:w="3402"/>
@@ -9089,8 +9076,8 @@
         <w:tc>
           <w:tcPr>
             <w:tcW w:type="dxa" w:w="3402"/>
-            <w:vAlign w:val="center"/>
             <w:shd w:val="clear" w:color="auto" w:fill="E7E6E6"/>
+            <w:vAlign w:val="center"/>
           </w:tcPr>
           <w:p>
             <w:pPr>
@@ -9116,8 +9103,8 @@
         <w:tc>
           <w:tcPr>
             <w:tcW w:type="dxa" w:w="2551"/>
-            <w:vAlign w:val="center"/>
             <w:shd w:val="clear" w:color="auto" w:fill="E7E6E6"/>
+            <w:vAlign w:val="center"/>
           </w:tcPr>
           <w:p>
             <w:pPr>
@@ -9143,8 +9130,8 @@
         <w:tc>
           <w:tcPr>
             <w:tcW w:type="dxa" w:w="1984"/>
-            <w:vAlign w:val="center"/>
             <w:shd w:val="clear" w:color="auto" w:fill="E7E6E6"/>
+            <w:vAlign w:val="center"/>
           </w:tcPr>
           <w:p>
             <w:pPr>
@@ -9170,8 +9157,8 @@
         <w:tc>
           <w:tcPr>
             <w:tcW w:type="dxa" w:w="1417"/>
-            <w:vAlign w:val="center"/>
             <w:shd w:val="clear" w:color="auto" w:fill="E7E6E6"/>
+            <w:vAlign w:val="center"/>
           </w:tcPr>
           <w:p>
             <w:pPr>
@@ -9848,14 +9835,13 @@
         <w:tblW w:type="auto" w:w="0"/>
         <w:jc w:val="center"/>
         <w:tblLayout w:type="fixed"/>
-        <w:tblLook w:firstColumn="1" w:firstRow="1" w:lastColumn="0" w:lastRow="0" w:noHBand="0" w:noVBand="1" w:val="04A0"/>
         <w:tblCellMar>
           <w:top w:w="40" w:type="dxa"/>
           <w:start w:w="60" w:type="dxa"/>
           <w:bottom w:w="40" w:type="dxa"/>
           <w:end w:w="60" w:type="dxa"/>
         </w:tblCellMar>
-        <w:tblLayout w:type="fixed"/>
+        <w:tblLook w:firstColumn="1" w:firstRow="1" w:lastColumn="0" w:lastRow="0" w:noHBand="0" w:noVBand="1" w:val="04A0"/>
       </w:tblPr>
       <w:tblGrid>
         <w:gridCol w:w="2835"/>
@@ -9870,8 +9856,8 @@
         <w:tc>
           <w:tcPr>
             <w:tcW w:type="dxa" w:w="2835"/>
-            <w:vAlign w:val="center"/>
             <w:shd w:val="clear" w:color="auto" w:fill="E7E6E6"/>
+            <w:vAlign w:val="center"/>
           </w:tcPr>
           <w:p>
             <w:pPr>
@@ -9897,8 +9883,8 @@
         <w:tc>
           <w:tcPr>
             <w:tcW w:type="dxa" w:w="4252"/>
-            <w:vAlign w:val="center"/>
             <w:shd w:val="clear" w:color="auto" w:fill="E7E6E6"/>
+            <w:vAlign w:val="center"/>
           </w:tcPr>
           <w:p>
             <w:pPr>
@@ -9924,8 +9910,8 @@
         <w:tc>
           <w:tcPr>
             <w:tcW w:type="dxa" w:w="2268"/>
-            <w:vAlign w:val="center"/>
             <w:shd w:val="clear" w:color="auto" w:fill="E7E6E6"/>
+            <w:vAlign w:val="center"/>
           </w:tcPr>
           <w:p>
             <w:pPr>
@@ -10352,14 +10338,13 @@
         <w:tblW w:type="auto" w:w="0"/>
         <w:jc w:val="center"/>
         <w:tblLayout w:type="fixed"/>
-        <w:tblLook w:firstColumn="1" w:firstRow="1" w:lastColumn="0" w:lastRow="0" w:noHBand="0" w:noVBand="1" w:val="04A0"/>
         <w:tblCellMar>
           <w:top w:w="40" w:type="dxa"/>
           <w:start w:w="60" w:type="dxa"/>
           <w:bottom w:w="40" w:type="dxa"/>
           <w:end w:w="60" w:type="dxa"/>
         </w:tblCellMar>
-        <w:tblLayout w:type="fixed"/>
+        <w:tblLook w:firstColumn="1" w:firstRow="1" w:lastColumn="0" w:lastRow="0" w:noHBand="0" w:noVBand="1" w:val="04A0"/>
       </w:tblPr>
       <w:tblGrid>
         <w:gridCol w:w="1701"/>
@@ -10374,8 +10359,8 @@
         <w:tc>
           <w:tcPr>
             <w:tcW w:type="dxa" w:w="1701"/>
-            <w:vAlign w:val="center"/>
             <w:shd w:val="clear" w:color="auto" w:fill="E7E6E6"/>
+            <w:vAlign w:val="center"/>
           </w:tcPr>
           <w:p>
             <w:pPr>
@@ -10401,8 +10386,8 @@
         <w:tc>
           <w:tcPr>
             <w:tcW w:type="dxa" w:w="5102"/>
-            <w:vAlign w:val="center"/>
             <w:shd w:val="clear" w:color="auto" w:fill="E7E6E6"/>
+            <w:vAlign w:val="center"/>
           </w:tcPr>
           <w:p>
             <w:pPr>
@@ -10428,8 +10413,8 @@
         <w:tc>
           <w:tcPr>
             <w:tcW w:type="dxa" w:w="2551"/>
-            <w:vAlign w:val="center"/>
             <w:shd w:val="clear" w:color="auto" w:fill="E7E6E6"/>
+            <w:vAlign w:val="center"/>
           </w:tcPr>
           <w:p>
             <w:pPr>
@@ -10957,14 +10942,13 @@
         <w:tblW w:type="auto" w:w="0"/>
         <w:jc w:val="center"/>
         <w:tblLayout w:type="fixed"/>
-        <w:tblLook w:firstColumn="1" w:firstRow="1" w:lastColumn="0" w:lastRow="0" w:noHBand="0" w:noVBand="1" w:val="04A0"/>
         <w:tblCellMar>
           <w:top w:w="40" w:type="dxa"/>
           <w:start w:w="60" w:type="dxa"/>
           <w:bottom w:w="40" w:type="dxa"/>
           <w:end w:w="60" w:type="dxa"/>
         </w:tblCellMar>
-        <w:tblLayout w:type="fixed"/>
+        <w:tblLook w:firstColumn="1" w:firstRow="1" w:lastColumn="0" w:lastRow="0" w:noHBand="0" w:noVBand="1" w:val="04A0"/>
       </w:tblPr>
       <w:tblGrid>
         <w:gridCol w:w="3685"/>
@@ -10979,8 +10963,8 @@
         <w:tc>
           <w:tcPr>
             <w:tcW w:type="dxa" w:w="3685"/>
-            <w:vAlign w:val="center"/>
             <w:shd w:val="clear" w:color="auto" w:fill="E7E6E6"/>
+            <w:vAlign w:val="center"/>
           </w:tcPr>
           <w:p>
             <w:pPr>
@@ -11006,8 +10990,8 @@
         <w:tc>
           <w:tcPr>
             <w:tcW w:type="dxa" w:w="2835"/>
-            <w:vAlign w:val="center"/>
             <w:shd w:val="clear" w:color="auto" w:fill="E7E6E6"/>
+            <w:vAlign w:val="center"/>
           </w:tcPr>
           <w:p>
             <w:pPr>
@@ -11033,8 +11017,8 @@
         <w:tc>
           <w:tcPr>
             <w:tcW w:type="dxa" w:w="2835"/>
-            <w:vAlign w:val="center"/>
             <w:shd w:val="clear" w:color="auto" w:fill="E7E6E6"/>
+            <w:vAlign w:val="center"/>
           </w:tcPr>
           <w:p>
             <w:pPr>
@@ -11590,14 +11574,13 @@
         <w:tblW w:type="auto" w:w="0"/>
         <w:jc w:val="center"/>
         <w:tblLayout w:type="fixed"/>
-        <w:tblLook w:firstColumn="1" w:firstRow="1" w:lastColumn="0" w:lastRow="0" w:noHBand="0" w:noVBand="1" w:val="04A0"/>
         <w:tblCellMar>
           <w:top w:w="40" w:type="dxa"/>
           <w:start w:w="60" w:type="dxa"/>
           <w:bottom w:w="40" w:type="dxa"/>
           <w:end w:w="60" w:type="dxa"/>
         </w:tblCellMar>
-        <w:tblLayout w:type="fixed"/>
+        <w:tblLook w:firstColumn="1" w:firstRow="1" w:lastColumn="0" w:lastRow="0" w:noHBand="0" w:noVBand="1" w:val="04A0"/>
       </w:tblPr>
       <w:tblGrid>
         <w:gridCol w:w="4819"/>
@@ -11612,8 +11595,8 @@
         <w:tc>
           <w:tcPr>
             <w:tcW w:type="dxa" w:w="4819"/>
-            <w:vAlign w:val="center"/>
             <w:shd w:val="clear" w:color="auto" w:fill="E7E6E6"/>
+            <w:vAlign w:val="center"/>
           </w:tcPr>
           <w:p>
             <w:pPr>
@@ -11639,8 +11622,8 @@
         <w:tc>
           <w:tcPr>
             <w:tcW w:type="dxa" w:w="2268"/>
-            <w:vAlign w:val="center"/>
             <w:shd w:val="clear" w:color="auto" w:fill="E7E6E6"/>
+            <w:vAlign w:val="center"/>
           </w:tcPr>
           <w:p>
             <w:pPr>
@@ -11666,8 +11649,8 @@
         <w:tc>
           <w:tcPr>
             <w:tcW w:type="dxa" w:w="2268"/>
-            <w:vAlign w:val="center"/>
             <w:shd w:val="clear" w:color="auto" w:fill="E7E6E6"/>
+            <w:vAlign w:val="center"/>
           </w:tcPr>
           <w:p>
             <w:pPr>
@@ -12260,14 +12243,13 @@
         <w:tblW w:type="auto" w:w="0"/>
         <w:jc w:val="center"/>
         <w:tblLayout w:type="fixed"/>
-        <w:tblLook w:firstColumn="1" w:firstRow="1" w:lastColumn="0" w:lastRow="0" w:noHBand="0" w:noVBand="1" w:val="04A0"/>
         <w:tblCellMar>
           <w:top w:w="40" w:type="dxa"/>
           <w:start w:w="60" w:type="dxa"/>
           <w:bottom w:w="40" w:type="dxa"/>
           <w:end w:w="60" w:type="dxa"/>
         </w:tblCellMar>
-        <w:tblLayout w:type="fixed"/>
+        <w:tblLook w:firstColumn="1" w:firstRow="1" w:lastColumn="0" w:lastRow="0" w:noHBand="0" w:noVBand="1" w:val="04A0"/>
       </w:tblPr>
       <w:tblGrid>
         <w:gridCol w:w="1587"/>
@@ -12284,8 +12266,8 @@
         <w:tc>
           <w:tcPr>
             <w:tcW w:type="dxa" w:w="1587"/>
-            <w:vAlign w:val="center"/>
             <w:shd w:val="clear" w:color="auto" w:fill="E7E6E6"/>
+            <w:vAlign w:val="center"/>
           </w:tcPr>
           <w:p>
             <w:pPr>
@@ -12311,8 +12293,8 @@
         <w:tc>
           <w:tcPr>
             <w:tcW w:type="dxa" w:w="1417"/>
-            <w:vAlign w:val="center"/>
             <w:shd w:val="clear" w:color="auto" w:fill="E7E6E6"/>
+            <w:vAlign w:val="center"/>
           </w:tcPr>
           <w:p>
             <w:pPr>
@@ -12338,8 +12320,8 @@
         <w:tc>
           <w:tcPr>
             <w:tcW w:type="dxa" w:w="1417"/>
-            <w:vAlign w:val="center"/>
             <w:shd w:val="clear" w:color="auto" w:fill="E7E6E6"/>
+            <w:vAlign w:val="center"/>
           </w:tcPr>
           <w:p>
             <w:pPr>
@@ -12365,8 +12347,8 @@
         <w:tc>
           <w:tcPr>
             <w:tcW w:type="dxa" w:w="1984"/>
-            <w:vAlign w:val="center"/>
             <w:shd w:val="clear" w:color="auto" w:fill="E7E6E6"/>
+            <w:vAlign w:val="center"/>
           </w:tcPr>
           <w:p>
             <w:pPr>
@@ -12392,8 +12374,8 @@
         <w:tc>
           <w:tcPr>
             <w:tcW w:type="dxa" w:w="2948"/>
-            <w:vAlign w:val="center"/>
             <w:shd w:val="clear" w:color="auto" w:fill="E7E6E6"/>
+            <w:vAlign w:val="center"/>
           </w:tcPr>
           <w:p>
             <w:pPr>
@@ -13163,14 +13145,13 @@
         <w:tblW w:type="auto" w:w="0"/>
         <w:jc w:val="center"/>
         <w:tblLayout w:type="fixed"/>
-        <w:tblLook w:firstColumn="1" w:firstRow="1" w:lastColumn="0" w:lastRow="0" w:noHBand="0" w:noVBand="1" w:val="04A0"/>
         <w:tblCellMar>
           <w:top w:w="40" w:type="dxa"/>
           <w:start w:w="60" w:type="dxa"/>
           <w:bottom w:w="40" w:type="dxa"/>
           <w:end w:w="60" w:type="dxa"/>
         </w:tblCellMar>
-        <w:tblLayout w:type="fixed"/>
+        <w:tblLook w:firstColumn="1" w:firstRow="1" w:lastColumn="0" w:lastRow="0" w:noHBand="0" w:noVBand="1" w:val="04A0"/>
       </w:tblPr>
       <w:tblGrid>
         <w:gridCol w:w="4819"/>
@@ -13185,8 +13166,8 @@
         <w:tc>
           <w:tcPr>
             <w:tcW w:type="dxa" w:w="4819"/>
-            <w:vAlign w:val="center"/>
             <w:shd w:val="clear" w:color="auto" w:fill="E7E6E6"/>
+            <w:vAlign w:val="center"/>
           </w:tcPr>
           <w:p>
             <w:pPr>
@@ -13212,8 +13193,8 @@
         <w:tc>
           <w:tcPr>
             <w:tcW w:type="dxa" w:w="1984"/>
-            <w:vAlign w:val="center"/>
             <w:shd w:val="clear" w:color="auto" w:fill="E7E6E6"/>
+            <w:vAlign w:val="center"/>
           </w:tcPr>
           <w:p>
             <w:pPr>
@@ -13239,8 +13220,8 @@
         <w:tc>
           <w:tcPr>
             <w:tcW w:type="dxa" w:w="2551"/>
-            <w:vAlign w:val="center"/>
             <w:shd w:val="clear" w:color="auto" w:fill="E7E6E6"/>
+            <w:vAlign w:val="center"/>
           </w:tcPr>
           <w:p>
             <w:pPr>
@@ -14082,14 +14063,13 @@
         <w:tblW w:type="auto" w:w="0"/>
         <w:jc w:val="center"/>
         <w:tblLayout w:type="fixed"/>
-        <w:tblLook w:firstColumn="1" w:firstRow="1" w:lastColumn="0" w:lastRow="0" w:noHBand="0" w:noVBand="1" w:val="04A0"/>
         <w:tblCellMar>
           <w:top w:w="40" w:type="dxa"/>
           <w:start w:w="60" w:type="dxa"/>
           <w:bottom w:w="40" w:type="dxa"/>
           <w:end w:w="60" w:type="dxa"/>
         </w:tblCellMar>
-        <w:tblLayout w:type="fixed"/>
+        <w:tblLook w:firstColumn="1" w:firstRow="1" w:lastColumn="0" w:lastRow="0" w:noHBand="0" w:noVBand="1" w:val="04A0"/>
       </w:tblPr>
       <w:tblGrid>
         <w:gridCol w:w="2551"/>
@@ -14104,8 +14084,8 @@
         <w:tc>
           <w:tcPr>
             <w:tcW w:type="dxa" w:w="2551"/>
-            <w:vAlign w:val="center"/>
             <w:shd w:val="clear" w:color="auto" w:fill="E7E6E6"/>
+            <w:vAlign w:val="center"/>
           </w:tcPr>
           <w:p>
             <w:pPr>
@@ -14131,8 +14111,8 @@
         <w:tc>
           <w:tcPr>
             <w:tcW w:type="dxa" w:w="4819"/>
-            <w:vAlign w:val="center"/>
             <w:shd w:val="clear" w:color="auto" w:fill="E7E6E6"/>
+            <w:vAlign w:val="center"/>
           </w:tcPr>
           <w:p>
             <w:pPr>
@@ -14158,8 +14138,8 @@
         <w:tc>
           <w:tcPr>
             <w:tcW w:type="dxa" w:w="1984"/>
-            <w:vAlign w:val="center"/>
             <w:shd w:val="clear" w:color="auto" w:fill="E7E6E6"/>
+            <w:vAlign w:val="center"/>
           </w:tcPr>
           <w:p>
             <w:pPr>
@@ -14660,14 +14640,13 @@
         <w:tblW w:type="auto" w:w="0"/>
         <w:jc w:val="center"/>
         <w:tblLayout w:type="fixed"/>
-        <w:tblLook w:firstColumn="1" w:firstRow="1" w:lastColumn="0" w:lastRow="0" w:noHBand="0" w:noVBand="1" w:val="04A0"/>
         <w:tblCellMar>
           <w:top w:w="40" w:type="dxa"/>
           <w:start w:w="60" w:type="dxa"/>
           <w:bottom w:w="40" w:type="dxa"/>
           <w:end w:w="60" w:type="dxa"/>
         </w:tblCellMar>
-        <w:tblLayout w:type="fixed"/>
+        <w:tblLook w:firstColumn="1" w:firstRow="1" w:lastColumn="0" w:lastRow="0" w:noHBand="0" w:noVBand="1" w:val="04A0"/>
       </w:tblPr>
       <w:tblGrid>
         <w:gridCol w:w="3118"/>
@@ -14682,8 +14661,8 @@
         <w:tc>
           <w:tcPr>
             <w:tcW w:type="dxa" w:w="3118"/>
-            <w:vAlign w:val="center"/>
             <w:shd w:val="clear" w:color="auto" w:fill="E7E6E6"/>
+            <w:vAlign w:val="center"/>
           </w:tcPr>
           <w:p>
             <w:pPr>
@@ -14709,8 +14688,8 @@
         <w:tc>
           <w:tcPr>
             <w:tcW w:type="dxa" w:w="1701"/>
-            <w:vAlign w:val="center"/>
             <w:shd w:val="clear" w:color="auto" w:fill="E7E6E6"/>
+            <w:vAlign w:val="center"/>
           </w:tcPr>
           <w:p>
             <w:pPr>
@@ -14736,8 +14715,8 @@
         <w:tc>
           <w:tcPr>
             <w:tcW w:type="dxa" w:w="4535"/>
-            <w:vAlign w:val="center"/>
             <w:shd w:val="clear" w:color="auto" w:fill="E7E6E6"/>
+            <w:vAlign w:val="center"/>
           </w:tcPr>
           <w:p>
             <w:pPr>
@@ -15634,10 +15613,10 @@
       <w:footerReference w:type="default" r:id="rId9"/>
       <w:pgSz w:w="11906" w:h="16838"/>
       <w:pgMar w:top="1134" w:right="850" w:bottom="1134" w:left="1701" w:header="567" w:footer="567" w:gutter="0"/>
+      <w:pgNumType w:start="1"/>
       <w:cols w:space="720"/>
       <w:titlePg/>
       <w:docGrid w:linePitch="360"/>
-      <w:pgNumType w:start="1"/>
     </w:sectPr>
   </w:body>
 </w:document>

--- a/Отчетность_этап_2/Бизнес-план.docx
+++ b/Отчетность_этап_2/Бизнес-план.docx
@@ -814,7 +814,7 @@
         </w:rPr>
         <w:t>4.3 Календарный план мероприятий по развитию проекта</w:t>
         <w:tab/>
-        <w:t>21</w:t>
+        <w:t>22</w:t>
       </w:r>
     </w:p>
     <w:p>
@@ -9499,7 +9499,7 @@
           <w:rFonts w:ascii="Times New Roman" w:hAnsi="Times New Roman" w:eastAsia="Times New Roman" w:cs="Times New Roman"/>
           <w:sz w:val="28"/>
         </w:rPr>
-        <w:t>Проект реализует общество с ограниченной ответственностью «Вкус Технологии» (ООО «Вкус Технологии»), зарегистрированное 01.11.2025: ИНН 9715518220, КПП 771501001, ОГРН 1257700482170, юридический адрес: 127276, г. Москва, ул. Ботаническая, д. 33, к. 6, кв. 34. Уставный капитал — 10 000 руб.; единственный участник (доля 100 %) и генеральный директор — Андреев Даниил Семенович. Основной вид деятельности по ОКВЭД — 10.82 «Производство какао, шоколада и сахаристых кондитерских изделий». Система налогообложения — АУСН «доходы минус расходы»; расчетный счет открыт в ООО «Банк Точка»; бухгалтерское и юридическое сопровождение выполняется специалистами на аутсорсинге.</w:t>
+        <w:t>Проект реализует общество с ограниченной ответственностью «Вкус Технологии» (ООО «Вкус Технологии»), зарегистрированное 01.11.2025: ИНН 9715518220, КПП 771501001, ОГРН 1257700482170, юридический адрес: 127276, г. Москва, ул. Ботаническая, д. 33, к. 6, кв. 34. Уставный капитал — 10 000 руб.; единственный участник (доля 100 %) и генеральный директор — Андреев Даниил Семенович. Основной вид деятельности по ОКВЭД — 10.82 «Производство какао, шоколада и сахаристых кондитерских изделий». Система налогообложения — АУСН «доходы минус расходы»; расчетный счет открыт в ООО «Банк Точка», учет ведется с использованием сервисов банка, заработная плата выплачивается через зарплатный проект; бухгалтерское и юридическое сопровождение при необходимости привлекается на аутсорсинге.</w:t>
       </w:r>
     </w:p>
     <w:p>

--- a/Отчетность_этап_2/Бизнес-план.docx
+++ b/Отчетность_этап_2/Бизнес-план.docx
@@ -47,7 +47,7 @@
           <w:b w:val="0"/>
           <w:sz w:val="28"/>
         </w:rPr>
-        <w:t>Общество с ограниченной ответственностью «Вкус Технологии»</w:t>
+        <w:t>Общество с ограниченной ответственностью Вкус Технологии</w:t>
       </w:r>
     </w:p>
     <w:p>
@@ -1322,7 +1322,7 @@
           <w:rFonts w:ascii="Times New Roman" w:hAnsi="Times New Roman" w:eastAsia="Times New Roman" w:cs="Times New Roman"/>
           <w:sz w:val="28"/>
         </w:rPr>
-        <w:t>Проект «вкусноты — производство съедобных музыкальных пластинок из изомальта» реализуется обществом с ограниченной ответственностью «Вкус Технологии» при поддержке Фонда содействия инновациям в рамках программы «Студенческий стартап».</w:t>
+        <w:t>Проект «вкусноты — производство съедобных музыкальных пластинок из изомальта» реализуется обществом с ограниченной ответственностью Вкус Технологии при поддержке Фонда содействия инновациям в рамках программы «Студенческий стартап».</w:t>
       </w:r>
     </w:p>
     <w:p>
@@ -9499,7 +9499,7 @@
           <w:rFonts w:ascii="Times New Roman" w:hAnsi="Times New Roman" w:eastAsia="Times New Roman" w:cs="Times New Roman"/>
           <w:sz w:val="28"/>
         </w:rPr>
-        <w:t>Проект реализует общество с ограниченной ответственностью «Вкус Технологии» (ООО «Вкус Технологии»), зарегистрированное 01.11.2025: ИНН 9715518220, КПП 771501001, ОГРН 1257700482170, юридический адрес: 127276, г. Москва, ул. Ботаническая, д. 33, к. 6, кв. 34. Уставный капитал — 10 000 руб.; единственный участник (доля 100 %) и генеральный директор — Андреев Даниил Семенович. Основной вид деятельности по ОКВЭД — 10.82 «Производство какао, шоколада и сахаристых кондитерских изделий». Система налогообложения — АУСН «доходы минус расходы»; расчетный счет открыт в ООО «Банк Точка», учет ведется с использованием сервисов банка, заработная плата выплачивается через зарплатный проект; бухгалтерское и юридическое сопровождение при необходимости привлекается на аутсорсинге.</w:t>
+        <w:t>Проект реализует общество с ограниченной ответственностью Вкус Технологии (ООО «Вкус Технологии»), зарегистрированное 01.11.2025: ИНН 9715518220, КПП 771501001, ОГРН 1257700482170, юридический адрес: 127276, г. Москва, ул. Ботаническая, д. 33, к. 6, кв. 34. Уставный капитал — 10 000 руб.; единственный участник (доля 100 %) и генеральный директор — Андреев Даниил Семенович. Основной вид деятельности по ОКВЭД — 10.82 «Производство какао, шоколада и сахаристых кондитерских изделий». Система налогообложения — АУСН «доходы минус расходы»; расчетный счет открыт в ООО «Банк Точка», учет ведется с использованием сервисов банка, заработная плата выплачивается через зарплатный проект; бухгалтерское и юридическое сопровождение при необходимости привлекается на аутсорсинге.</w:t>
       </w:r>
     </w:p>
     <w:p>
